--- a/04_Manuscripts/Manuscript_rehabilitation_regional.docx
+++ b/04_Manuscripts/Manuscript_rehabilitation_regional.docx
@@ -76,7 +76,7 @@
         <w:t xml:space="preserve"> </w:t>
       </w:r>
       <w:r>
-        <w:t xml:space="preserve">Cross-sectional ecological study of Japan’s 47 prefectures. Rehabilitation claim rates (total; disuse-syndrome rehabilitation, H002; musculoskeletal rehabilitation, H003) per 100,000 population were derived from NDB Open Data No.10 (FY2023). Hip fracture surgery rates (K044/K045/K046/K081/K082 with femoral site codes, per 100,000) were derived from the same database. Covariates included aging rate and population density from the 2020 Census. Ordinary least squares (OLS) regression with six pre-specified sensitivity specifications was applied (Spec1: baseline; Spec2: HC3 robust standard errors; Spec3: outlier exclusion ±3 IQR; Spec4: metropolitan exclusion; Spec5: log-transformed; Spec6: aging rate only). Spatial autocorrelation was assessed with Global Moran’s I.</w:t>
+        <w:t xml:space="preserve">Cross-sectional ecological study of Japan’s 47 prefectures. Rehabilitation claim rates (total; disuse-syndrome rehabilitation, H002; musculoskeletal rehabilitation, H003) per 100,000 population were derived from NDB Open Data No.10 (FY2023). Hip fracture surgery rates (K044/K045/K046/K081/K082 with femoral site codes, per 100,000) were derived from the same database. Covariates included aging rate and population density from the 2020 Census. Ordinary least squares (OLS) regression with six pre-specified sensitivity specifications was applied. Spatial autocorrelation was assessed with Global Moran’s I, and Lagrange Multiplier (LM) tests guided selection of spatial econometric models (Spatial Lag Model and Spatial Error Model).</w:t>
       </w:r>
     </w:p>
     <w:p>
@@ -94,7 +94,7 @@
         <w:t xml:space="preserve"> </w:t>
       </w:r>
       <w:r>
-        <w:t xml:space="preserve">Mean rehabilitation total claim rate was 88,389 (SD 35,945) per 100,000, ranging 3.3-fold across prefectures (Iwate 27,183 to Kagoshima 183,490). Mean hip fracture surgery rate was 254.0 (SD 37.6) per 100,000. Pearson correlation between rehabilitation total rate and hip fracture rate was r = 0.447 (p = 0.002). In adjusted OLS models, rehabilitation total rate was positively associated with hip fracture rate (β = 0.0005; 95% CI, 0.0003–0.0007; p &lt; 0.001; R² = 0.51) across all six sensitivity specifications. Similar positive associations were observed for disuse-syndrome rehabilitation (H002: β = 0.0005, 6/6 specifications significant) and musculoskeletal rehabilitation (H003: β = 0.040, 6/6 specifications significant). Both variables exhibited strong spatial autocorrelation (Moran’s I = 0.547, p = 0.001 for rehabilitation; I = 0.563, p = 0.001 for fracture rate).</w:t>
+        <w:t xml:space="preserve">Mean rehabilitation total claim rate was 88,389 (SD 35,945) per 100,000, ranging 6.8-fold across prefectures (Iwate 27,183 to Kagoshima 183,490). Mean hip fracture surgery rate was 254.0 (SD 37.6) per 100,000. In OLS models, rehabilitation total rate was positively associated with hip fracture rate (β = 0.0005; p &lt; 0.001; R² = 0.51; 6/6 sensitivity specifications significant). Both variables exhibited strong spatial autocorrelation (Moran’s I &gt; 0.54, p = 0.001). LM tests identified spatial error dependence (LM-error p &lt; 0.001; RLM-error p = 0.003). The Spatial Error Model (SEM) fit substantially better than OLS (ΔAIC = −16.6) with a significant spatial error parameter (λ = 0.671, p &lt; 0.001); in the SEM, the rehabilitation coefficient was non-significant (β = 0.000164, p = 0.130).</w:t>
       </w:r>
     </w:p>
     <w:p>
@@ -112,7 +112,7 @@
         <w:t xml:space="preserve"> </w:t>
       </w:r>
       <w:r>
-        <w:t xml:space="preserve">Contrary to hypothesis, rehabilitation provision was positively—not inversely—associated with hip fracture surgery rates at the prefectural level. This pattern likely reflects supply-induced demand, confounding by unmeasured case-mix severity, or reverse causality rather than a harmful effect. The strong spatial clustering of both variables warrants spatial econometric modelling in future research.</w:t>
+        <w:t xml:space="preserve">The positive OLS association between rehabilitation provision and hip fracture surgery rates was substantially explained by spatially structured geographic confounding, as evidenced by the non-significant SEM coefficient. The 6.8-fold variation in rehabilitation claim rates across prefectures nonetheless documents profound regional disparities in access that warrant policy attention.</w:t>
       </w:r>
     </w:p>
     <w:p>
@@ -155,13 +155,25 @@
         <w:pStyle w:val="FirstParagraph"/>
       </w:pPr>
       <w:r>
-        <w:t xml:space="preserve">Hip fracture is a major cause of disability, institutionalization, and mortality among older adults in Japan, with incidence rates among the highest in Asia</w:t>
-      </w:r>
-      <w:r>
-        <w:t xml:space="preserve"> </w:t>
-      </w:r>
-      <w:r>
-        <w:t xml:space="preserve">(1,2)</w:t>
+        <w:t xml:space="preserve">Hip fracture is a major cause of disability, institutionalization, and excess mortality among older adults worldwide</w:t>
+      </w:r>
+      <w:r>
+        <w:t xml:space="preserve"> </w:t>
+      </w:r>
+      <w:r>
+        <w:t xml:space="preserve">(1–3)</w:t>
+      </w:r>
+      <w:r>
+        <w:t xml:space="preserve"> </w:t>
+      </w:r>
+      <w:r>
+        <w:t xml:space="preserve">and in Japan, where incidence rates are among the highest in Asia</w:t>
+      </w:r>
+      <w:r>
+        <w:t xml:space="preserve"> </w:t>
+      </w:r>
+      <w:r>
+        <w:t xml:space="preserve">(4–6)</w:t>
       </w:r>
       <w:r>
         <w:t xml:space="preserve">. Post-fracture functional recovery is strongly influenced by timely and intensive rehabilitation</w:t>
@@ -170,7 +182,7 @@
         <w:t xml:space="preserve"> </w:t>
       </w:r>
       <w:r>
-        <w:t xml:space="preserve">(3,4)</w:t>
+        <w:t xml:space="preserve">(7,8)</w:t>
       </w:r>
       <w:r>
         <w:t xml:space="preserve">, and clinical guidelines universally recommend early mobilization and multidisciplinary rehabilitation programs following hip fracture surgery.</w:t>
@@ -181,13 +193,25 @@
         <w:pStyle w:val="BodyText"/>
       </w:pPr>
       <w:r>
-        <w:t xml:space="preserve">Japan’s National Health Insurance system covers five categories of inpatient rehabilitation (H000–H004 under the medical fee schedule): cardiac and vascular, cerebrovascular, disuse syndrome, musculoskeletal, and pulmonary rehabilitation. Despite universal coverage, substantial regional disparities exist in the provision of rehabilitation services, both in volume and quality</w:t>
-      </w:r>
-      <w:r>
-        <w:t xml:space="preserve"> </w:t>
-      </w:r>
-      <w:r>
-        <w:t xml:space="preserve">(5)</w:t>
+        <w:t xml:space="preserve">Japan’s National Health Insurance system</w:t>
+      </w:r>
+      <w:r>
+        <w:t xml:space="preserve"> </w:t>
+      </w:r>
+      <w:r>
+        <w:t xml:space="preserve">(9,10)</w:t>
+      </w:r>
+      <w:r>
+        <w:t xml:space="preserve"> </w:t>
+      </w:r>
+      <w:r>
+        <w:t xml:space="preserve">covers five categories of inpatient rehabilitation (H000–H004 under the medical fee schedule): cardiac and vascular, cerebrovascular, disuse syndrome, musculoskeletal, and pulmonary rehabilitation. Despite universal coverage, substantial regional disparities exist in the provision of rehabilitation services, both in volume and quality</w:t>
+      </w:r>
+      <w:r>
+        <w:t xml:space="preserve"> </w:t>
+      </w:r>
+      <w:r>
+        <w:t xml:space="preserve">(11,12)</w:t>
       </w:r>
       <w:r>
         <w:t xml:space="preserve">. Prior research has documented geographic variation in healthcare utilization generally</w:t>
@@ -196,7 +220,19 @@
         <w:t xml:space="preserve"> </w:t>
       </w:r>
       <w:r>
-        <w:t xml:space="preserve">(6,7)</w:t>
+        <w:t xml:space="preserve">(13,14)</w:t>
+      </w:r>
+      <w:r>
+        <w:t xml:space="preserve"> </w:t>
+      </w:r>
+      <w:r>
+        <w:t xml:space="preserve">and in rehabilitation provision specifically</w:t>
+      </w:r>
+      <w:r>
+        <w:t xml:space="preserve"> </w:t>
+      </w:r>
+      <w:r>
+        <w:t xml:space="preserve">(15,16)</w:t>
       </w:r>
       <w:r>
         <w:t xml:space="preserve">, but the ecological association between rehabilitation provision and fracture-related outcomes at the prefecture level has not been formally assessed.</w:t>
@@ -241,7 +277,16 @@
         <w:pStyle w:val="FirstParagraph"/>
       </w:pPr>
       <w:r>
-        <w:t xml:space="preserve">Cross-sectional ecological study at the 47-prefecture level in Japan. The unit of analysis was the prefecture (N = 47). Data were drawn from NDB Open Data No.10, covering fee-for-service claims from April 2023 to March 2024 (FY2023), and the 2020 Population Census.</w:t>
+        <w:t xml:space="preserve">Cross-sectional ecological study at the 47-prefecture level in Japan. The unit of analysis was the prefecture (N = 47). Data were drawn from NDB Open Data No.10</w:t>
+      </w:r>
+      <w:r>
+        <w:t xml:space="preserve"> </w:t>
+      </w:r>
+      <w:r>
+        <w:t xml:space="preserve">(17,18)</w:t>
+      </w:r>
+      <w:r>
+        <w:t xml:space="preserve">, covering fee-for-service claims from April 2023 to March 2024 (FY2023), and the 2020 Population Census.</w:t>
       </w:r>
     </w:p>
     <w:bookmarkEnd w:id="22"/>
@@ -436,7 +481,16 @@
         <w:pStyle w:val="FirstParagraph"/>
       </w:pPr>
       <w:r>
-        <w:t xml:space="preserve">Two a priori confounders were included: (1) aging rate (proportion aged ≥65 years, 2020 Census) and (2) population density (persons per km², 2020 Census). Aging rate is the strongest predictor of both rehabilitation utilization and fracture incidence, and population density captures healthcare access and urbanicity.</w:t>
+        <w:t xml:space="preserve">Two a priori confounders were included: (1) aging rate (proportion aged ≥65 years, 2020 Census</w:t>
+      </w:r>
+      <w:r>
+        <w:t xml:space="preserve"> </w:t>
+      </w:r>
+      <w:r>
+        <w:t xml:space="preserve">(19)</w:t>
+      </w:r>
+      <w:r>
+        <w:t xml:space="preserve">) and (2) population density (persons per km², 2020 Census). Aging rate is the strongest predictor of both rehabilitation utilization and fracture incidence, and population density captures healthcare access and urbanicity.</w:t>
       </w:r>
     </w:p>
     <w:bookmarkEnd w:id="25"/>
@@ -602,7 +656,7 @@
               <w:t xml:space="preserve"> </w:t>
             </w:r>
             <w:r>
-              <w:t xml:space="preserve">(8)</w:t>
+              <w:t xml:space="preserve">(20)</w:t>
             </w:r>
           </w:p>
         </w:tc>
@@ -743,7 +797,7 @@
         <w:t xml:space="preserve"> </w:t>
       </w:r>
       <w:r>
-        <w:t xml:space="preserve">(9,10)</w:t>
+        <w:t xml:space="preserve">(21,22)</w:t>
       </w:r>
       <w:r>
         <w:t xml:space="preserve">. Statistical significance was assessed by 999-permutation conditional randomization.</w:t>
@@ -766,7 +820,7 @@
     </w:p>
     <w:bookmarkEnd w:id="26"/>
     <w:bookmarkEnd w:id="27"/>
-    <w:bookmarkStart w:id="35" w:name="results"/>
+    <w:bookmarkStart w:id="36" w:name="results"/>
     <w:p>
       <w:pPr>
         <w:pStyle w:val="Heading1"/>
@@ -802,414 +856,12 @@
         <w:t xml:space="preserve">summarizes the key variables across 47 prefectures.</w:t>
       </w:r>
     </w:p>
-    <w:tbl>
-      <w:tblPr>
-        <w:tblStyle w:val="Table"/>
-        <w:tblW w:type="auto" w:w="0"/>
-        <w:tblLook w:firstRow="1" w:lastRow="0" w:firstColumn="0" w:lastColumn="0" w:noHBand="0" w:noVBand="0" w:val="0020"/>
-      </w:tblPr>
-      <w:tblGrid>
-        <w:gridCol w:w="1980"/>
-        <w:gridCol w:w="1980"/>
-        <w:gridCol w:w="1980"/>
-        <w:gridCol w:w="1980"/>
-      </w:tblGrid>
-      <w:tr>
-        <w:trPr>
-          <w:tblHeader w:val="on"/>
-        </w:trPr>
-        <w:tc>
-          <w:tcPr/>
-          <w:p>
-            <w:pPr>
-              <w:pStyle w:val="Compact"/>
-            </w:pPr>
-            <w:r>
-              <w:t xml:space="preserve">Variable</w:t>
-            </w:r>
-          </w:p>
-        </w:tc>
-        <w:tc>
-          <w:tcPr/>
-          <w:p>
-            <w:pPr>
-              <w:pStyle w:val="Compact"/>
-            </w:pPr>
-            <w:r>
-              <w:t xml:space="preserve">Mean (SD)</w:t>
-            </w:r>
-          </w:p>
-        </w:tc>
-        <w:tc>
-          <w:tcPr/>
-          <w:p>
-            <w:pPr>
-              <w:pStyle w:val="Compact"/>
-            </w:pPr>
-            <w:r>
-              <w:t xml:space="preserve">Min</w:t>
-            </w:r>
-          </w:p>
-        </w:tc>
-        <w:tc>
-          <w:tcPr/>
-          <w:p>
-            <w:pPr>
-              <w:pStyle w:val="Compact"/>
-            </w:pPr>
-            <w:r>
-              <w:t xml:space="preserve">Max</w:t>
-            </w:r>
-          </w:p>
-        </w:tc>
-      </w:tr>
-      <w:tr>
-        <w:tc>
-          <w:tcPr/>
-          <w:p>
-            <w:pPr>
-              <w:pStyle w:val="Compact"/>
-            </w:pPr>
-            <w:r>
-              <w:t xml:space="preserve">Rehab total rate (per 100,000)</w:t>
-            </w:r>
-          </w:p>
-        </w:tc>
-        <w:tc>
-          <w:tcPr/>
-          <w:p>
-            <w:pPr>
-              <w:pStyle w:val="Compact"/>
-            </w:pPr>
-            <w:r>
-              <w:t xml:space="preserve">88,389 (35,945)</w:t>
-            </w:r>
-          </w:p>
-        </w:tc>
-        <w:tc>
-          <w:tcPr/>
-          <w:p>
-            <w:pPr>
-              <w:pStyle w:val="Compact"/>
-            </w:pPr>
-            <w:r>
-              <w:t xml:space="preserve">27,183</w:t>
-            </w:r>
-          </w:p>
-        </w:tc>
-        <w:tc>
-          <w:tcPr/>
-          <w:p>
-            <w:pPr>
-              <w:pStyle w:val="Compact"/>
-            </w:pPr>
-            <w:r>
-              <w:t xml:space="preserve">183,490</w:t>
-            </w:r>
-          </w:p>
-        </w:tc>
-      </w:tr>
-      <w:tr>
-        <w:tc>
-          <w:tcPr/>
-          <w:p>
-            <w:pPr>
-              <w:pStyle w:val="Compact"/>
-            </w:pPr>
-            <w:r>
-              <w:t xml:space="preserve">H002 rate (per 100,000)</w:t>
-            </w:r>
-          </w:p>
-        </w:tc>
-        <w:tc>
-          <w:tcPr/>
-          <w:p>
-            <w:pPr>
-              <w:pStyle w:val="Compact"/>
-            </w:pPr>
-            <w:r>
-              <w:t xml:space="preserve">73,892 (30,905)</w:t>
-            </w:r>
-          </w:p>
-        </w:tc>
-        <w:tc>
-          <w:tcPr/>
-          <w:p>
-            <w:pPr>
-              <w:pStyle w:val="Compact"/>
-            </w:pPr>
-            <w:r>
-              <w:t xml:space="preserve">22,472</w:t>
-            </w:r>
-          </w:p>
-        </w:tc>
-        <w:tc>
-          <w:tcPr/>
-          <w:p>
-            <w:pPr>
-              <w:pStyle w:val="Compact"/>
-            </w:pPr>
-            <w:r>
-              <w:t xml:space="preserve">158,473</w:t>
-            </w:r>
-          </w:p>
-        </w:tc>
-      </w:tr>
-      <w:tr>
-        <w:tc>
-          <w:tcPr/>
-          <w:p>
-            <w:pPr>
-              <w:pStyle w:val="Compact"/>
-            </w:pPr>
-            <w:r>
-              <w:t xml:space="preserve">H003 rate (per 100,000)</w:t>
-            </w:r>
-          </w:p>
-        </w:tc>
-        <w:tc>
-          <w:tcPr/>
-          <w:p>
-            <w:pPr>
-              <w:pStyle w:val="Compact"/>
-            </w:pPr>
-            <w:r>
-              <w:t xml:space="preserve">278 (299)</w:t>
-            </w:r>
-          </w:p>
-        </w:tc>
-        <w:tc>
-          <w:tcPr/>
-          <w:p>
-            <w:pPr>
-              <w:pStyle w:val="Compact"/>
-            </w:pPr>
-            <w:r>
-              <w:t xml:space="preserve">0</w:t>
-            </w:r>
-          </w:p>
-        </w:tc>
-        <w:tc>
-          <w:tcPr/>
-          <w:p>
-            <w:pPr>
-              <w:pStyle w:val="Compact"/>
-            </w:pPr>
-            <w:r>
-              <w:t xml:space="preserve">1,401</w:t>
-            </w:r>
-          </w:p>
-        </w:tc>
-      </w:tr>
-      <w:tr>
-        <w:tc>
-          <w:tcPr/>
-          <w:p>
-            <w:pPr>
-              <w:pStyle w:val="Compact"/>
-            </w:pPr>
-            <w:r>
-              <w:t xml:space="preserve">Hip fracture rate (per 100,000)</w:t>
-            </w:r>
-          </w:p>
-        </w:tc>
-        <w:tc>
-          <w:tcPr/>
-          <w:p>
-            <w:pPr>
-              <w:pStyle w:val="Compact"/>
-            </w:pPr>
-            <w:r>
-              <w:t xml:space="preserve">254.0 (37.6)</w:t>
-            </w:r>
-          </w:p>
-        </w:tc>
-        <w:tc>
-          <w:tcPr/>
-          <w:p>
-            <w:pPr>
-              <w:pStyle w:val="Compact"/>
-            </w:pPr>
-            <w:r>
-              <w:t xml:space="preserve">167.6</w:t>
-            </w:r>
-          </w:p>
-        </w:tc>
-        <w:tc>
-          <w:tcPr/>
-          <w:p>
-            <w:pPr>
-              <w:pStyle w:val="Compact"/>
-            </w:pPr>
-            <w:r>
-              <w:t xml:space="preserve">329.6</w:t>
-            </w:r>
-          </w:p>
-        </w:tc>
-      </w:tr>
-      <w:tr>
-        <w:tc>
-          <w:tcPr/>
-          <w:p>
-            <w:pPr>
-              <w:pStyle w:val="Compact"/>
-            </w:pPr>
-            <w:r>
-              <w:t xml:space="preserve">THA rate (per 100,000)</w:t>
-            </w:r>
-          </w:p>
-        </w:tc>
-        <w:tc>
-          <w:tcPr/>
-          <w:p>
-            <w:pPr>
-              <w:pStyle w:val="Compact"/>
-            </w:pPr>
-            <w:r>
-              <w:t xml:space="preserve">70.1 (11.4)</w:t>
-            </w:r>
-          </w:p>
-        </w:tc>
-        <w:tc>
-          <w:tcPr/>
-          <w:p>
-            <w:pPr>
-              <w:pStyle w:val="Compact"/>
-            </w:pPr>
-            <w:r>
-              <w:t xml:space="preserve">41.0</w:t>
-            </w:r>
-          </w:p>
-        </w:tc>
-        <w:tc>
-          <w:tcPr/>
-          <w:p>
-            <w:pPr>
-              <w:pStyle w:val="Compact"/>
-            </w:pPr>
-            <w:r>
-              <w:t xml:space="preserve">91.0</w:t>
-            </w:r>
-          </w:p>
-        </w:tc>
-      </w:tr>
-      <w:tr>
-        <w:tc>
-          <w:tcPr/>
-          <w:p>
-            <w:pPr>
-              <w:pStyle w:val="Compact"/>
-            </w:pPr>
-            <w:r>
-              <w:t xml:space="preserve">Aging rate (%)</w:t>
-            </w:r>
-          </w:p>
-        </w:tc>
-        <w:tc>
-          <w:tcPr/>
-          <w:p>
-            <w:pPr>
-              <w:pStyle w:val="Compact"/>
-            </w:pPr>
-            <w:r>
-              <w:t xml:space="preserve">30.7 (3.1)</w:t>
-            </w:r>
-          </w:p>
-        </w:tc>
-        <w:tc>
-          <w:tcPr/>
-          <w:p>
-            <w:pPr>
-              <w:pStyle w:val="Compact"/>
-            </w:pPr>
-            <w:r>
-              <w:t xml:space="preserve">22.6</w:t>
-            </w:r>
-          </w:p>
-        </w:tc>
-        <w:tc>
-          <w:tcPr/>
-          <w:p>
-            <w:pPr>
-              <w:pStyle w:val="Compact"/>
-            </w:pPr>
-            <w:r>
-              <w:t xml:space="preserve">36.4</w:t>
-            </w:r>
-          </w:p>
-        </w:tc>
-      </w:tr>
-      <w:tr>
-        <w:tc>
-          <w:tcPr/>
-          <w:p>
-            <w:pPr>
-              <w:pStyle w:val="Compact"/>
-            </w:pPr>
-            <w:r>
-              <w:t xml:space="preserve">Population density (per km²)</w:t>
-            </w:r>
-          </w:p>
-        </w:tc>
-        <w:tc>
-          <w:tcPr/>
-          <w:p>
-            <w:pPr>
-              <w:pStyle w:val="Compact"/>
-            </w:pPr>
-            <w:r>
-              <w:t xml:space="preserve">657 (1,223)</w:t>
-            </w:r>
-          </w:p>
-        </w:tc>
-        <w:tc>
-          <w:tcPr/>
-          <w:p>
-            <w:pPr>
-              <w:pStyle w:val="Compact"/>
-            </w:pPr>
-            <w:r>
-              <w:t xml:space="preserve">62.6</w:t>
-            </w:r>
-          </w:p>
-        </w:tc>
-        <w:tc>
-          <w:tcPr/>
-          <w:p>
-            <w:pPr>
-              <w:pStyle w:val="Compact"/>
-            </w:pPr>
-            <w:r>
-              <w:t xml:space="preserve">6,403</w:t>
-            </w:r>
-          </w:p>
-        </w:tc>
-      </w:tr>
-    </w:tbl>
     <w:p>
       <w:pPr>
         <w:pStyle w:val="BodyText"/>
       </w:pPr>
       <w:r>
-        <w:t xml:space="preserve">Rehabilitation total claim rates showed a 6.8-fold variation across prefectures (Iwate 27,183 to Kagoshima 183,490 per 100,000). The five prefectures with the highest rehabilitation rates—Kagoshima, Saga, Kochi, Oita, and Fukuoka—were all located in Kyushu and Shikoku regions. The five prefectures with the lowest rates—Iwate, Akita, Fukushima, Niigata, and Aomori—were concentrated in the Tohoku region. Hip fracture surgery rates varied 1.97-fold (Iwate 167.6 to Akita 329.6 per 100,000).</w:t>
-      </w:r>
-    </w:p>
-    <w:bookmarkEnd w:id="28"/>
-    <w:bookmarkStart w:id="29" w:name="correlation-analysis"/>
-    <w:p>
-      <w:pPr>
-        <w:pStyle w:val="Heading2"/>
-      </w:pPr>
-      <w:r>
-        <w:t xml:space="preserve">Correlation Analysis</w:t>
-      </w:r>
-    </w:p>
-    <w:p>
-      <w:pPr>
-        <w:pStyle w:val="FirstParagraph"/>
-      </w:pPr>
-      <w:r>
-        <w:t xml:space="preserve">Pearson correlations among key variables are shown in</w:t>
+        <w:t xml:space="preserve">Rehabilitation total claim rates showed a 6.8-fold variation across prefectures (Iwate 27,183 to Kagoshima 183,490 per 100,000). The five prefectures with the highest rehabilitation rates—Kagoshima, Saga, Kochi, Oita, and Fukuoka—were all located in Kyushu and Shikoku regions. The five prefectures with the lowest rates—Iwate, Akita, Fukushima, Niigata, and Aomori—were concentrated in the Tohoku region. Hip fracture surgery rates varied 1.97-fold (Iwate 167.6 to Akita 329.6 per 100,000). Geographic distributions of rehabilitation total rate and hip fracture surgery rate are illustrated in</w:t>
       </w:r>
       <w:r>
         <w:t xml:space="preserve"> </w:t>
@@ -1219,41 +871,57 @@
           <w:b/>
           <w:bCs/>
         </w:rPr>
-        <w:t xml:space="preserve">Figure 7</w:t>
-      </w:r>
-      <w:r>
-        <w:t xml:space="preserve">. Rehabilitation total rate was positively correlated with hip fracture rate (r = 0.447, p = 0.002). Aging rate was positively correlated with hip fracture rate (r = 0.533, p &lt; 0.001) but not with rehabilitation total rate (r = −0.054, p = 0.717), indicating that aging rate does not explain the positive rehabilitation-fracture correlation. H002 (disuse syndrome) rate was correlated with hip fracture rate (r = 0.344, p = 0.018), as was H003 (musculoskeletal) rate (r = 0.345, p = 0.018).</w:t>
+        <w:t xml:space="preserve">Figure 1</w:t>
+      </w:r>
+      <w:r>
+        <w:t xml:space="preserve"> </w:t>
+      </w:r>
+      <w:r>
+        <w:t xml:space="preserve">and</w:t>
+      </w:r>
+      <w:r>
+        <w:t xml:space="preserve"> </w:t>
+      </w:r>
+      <w:r>
+        <w:rPr>
+          <w:b/>
+          <w:bCs/>
+        </w:rPr>
+        <w:t xml:space="preserve">Figure 2</w:t>
+      </w:r>
+      <w:r>
+        <w:t xml:space="preserve">, respectively.</w:t>
+      </w:r>
+    </w:p>
+    <w:bookmarkEnd w:id="28"/>
+    <w:bookmarkStart w:id="29" w:name="spatial-autocorrelation"/>
+    <w:p>
+      <w:pPr>
+        <w:pStyle w:val="Heading2"/>
+      </w:pPr>
+      <w:r>
+        <w:t xml:space="preserve">Spatial Autocorrelation</w:t>
+      </w:r>
+    </w:p>
+    <w:p>
+      <w:pPr>
+        <w:pStyle w:val="FirstParagraph"/>
+      </w:pPr>
+      <w:r>
+        <w:t xml:space="preserve">Both rehabilitation total rate (Moran’s I = 0.547, p = 0.001) and hip fracture rate (I = 0.563, p = 0.001) exhibited strong positive spatial autocorrelation, indicating significant geographic clustering beyond what would be expected by chance. Note: Two prefectures (Okinawa and Kyoto in the GeoJSON) were identified as spatial islands (no shared boundary in the Queen contiguity matrix); results were robust to their exclusion.</w:t>
       </w:r>
     </w:p>
     <w:bookmarkEnd w:id="29"/>
-    <w:bookmarkStart w:id="30" w:name="spatial-autocorrelation"/>
+    <w:bookmarkStart w:id="34" w:name="regression-analysis"/>
     <w:p>
       <w:pPr>
         <w:pStyle w:val="Heading2"/>
       </w:pPr>
       <w:r>
-        <w:t xml:space="preserve">Spatial Autocorrelation</w:t>
-      </w:r>
-    </w:p>
-    <w:p>
-      <w:pPr>
-        <w:pStyle w:val="FirstParagraph"/>
-      </w:pPr>
-      <w:r>
-        <w:t xml:space="preserve">Both rehabilitation total rate (Moran’s I = 0.547, p = 0.001) and hip fracture rate (I = 0.563, p = 0.001) exhibited strong positive spatial autocorrelation, indicating significant geographic clustering beyond what would be expected by chance. Note: Two prefectures (Okinawa and Kyoto in the GeoJSON) were identified as spatial islands (no shared boundary in the Queen contiguity matrix); results were robust to their exclusion.</w:t>
-      </w:r>
-    </w:p>
-    <w:bookmarkEnd w:id="30"/>
-    <w:bookmarkStart w:id="34" w:name="regression-analysis"/>
-    <w:p>
-      <w:pPr>
-        <w:pStyle w:val="Heading2"/>
-      </w:pPr>
-      <w:r>
         <w:t xml:space="preserve">Regression Analysis</w:t>
       </w:r>
     </w:p>
-    <w:bookmarkStart w:id="31" w:name="X8db6099e7b1e12b1682195e3b13cfb4c4162d52"/>
+    <w:bookmarkStart w:id="30" w:name="X8db6099e7b1e12b1682195e3b13cfb4c4162d52"/>
     <w:p>
       <w:pPr>
         <w:pStyle w:val="Heading3"/>
@@ -1295,29 +963,49 @@
         <w:pStyle w:val="BodyText"/>
       </w:pPr>
       <w:r>
-        <w:t xml:space="preserve">Similarly, H002 (disuse syndrome rehabilitation) rate was positively associated with hip fracture rate (Spec1: β = 0.0005; 95% CI, 0.0003–0.0008; p &lt; 0.001; 6/6 specifications significant), and H003 (musculoskeletal rehabilitation) rate was positively associated (Spec1: β = 0.040; 95% CI, 0.010–0.071; p = 0.010; 6/6 specifications significant).</w:t>
+        <w:t xml:space="preserve">Similarly, H002 (disuse syndrome rehabilitation) rate was positively associated with hip fracture rate (</w:t>
+      </w:r>
+      <w:r>
+        <w:rPr>
+          <w:b/>
+          <w:bCs/>
+        </w:rPr>
+        <w:t xml:space="preserve">Figure 4</w:t>
+      </w:r>
+      <w:r>
+        <w:t xml:space="preserve">; Spec1: β = 0.0005; 95% CI, 0.0003–0.0008; p &lt; 0.001; 6/6 specifications significant), and H003 (musculoskeletal rehabilitation) rate was positively associated (</w:t>
+      </w:r>
+      <w:r>
+        <w:rPr>
+          <w:b/>
+          <w:bCs/>
+        </w:rPr>
+        <w:t xml:space="preserve">Figure 5</w:t>
+      </w:r>
+      <w:r>
+        <w:t xml:space="preserve">; Spec1: β = 0.040; 95% CI, 0.010–0.071; p = 0.010; 6/6 specifications significant).</w:t>
+      </w:r>
+    </w:p>
+    <w:bookmarkEnd w:id="30"/>
+    <w:bookmarkStart w:id="31" w:name="secondary-outcome-tha-rate"/>
+    <w:p>
+      <w:pPr>
+        <w:pStyle w:val="Heading3"/>
+      </w:pPr>
+      <w:r>
+        <w:t xml:space="preserve">Secondary Outcome: THA Rate</w:t>
+      </w:r>
+    </w:p>
+    <w:p>
+      <w:pPr>
+        <w:pStyle w:val="FirstParagraph"/>
+      </w:pPr>
+      <w:r>
+        <w:t xml:space="preserve">No significant associations were observed between any rehabilitation exposure and THA-specific rate across sensitivity specifications (rehab_total_rate → THA: Spec1 β = 0.0001, p = 0.145; 0/6 specifications significant).</w:t>
       </w:r>
     </w:p>
     <w:bookmarkEnd w:id="31"/>
-    <w:bookmarkStart w:id="32" w:name="secondary-outcome-tha-rate"/>
-    <w:p>
-      <w:pPr>
-        <w:pStyle w:val="Heading3"/>
-      </w:pPr>
-      <w:r>
-        <w:t xml:space="preserve">Secondary Outcome: THA Rate</w:t>
-      </w:r>
-    </w:p>
-    <w:p>
-      <w:pPr>
-        <w:pStyle w:val="FirstParagraph"/>
-      </w:pPr>
-      <w:r>
-        <w:t xml:space="preserve">No significant associations were observed between any rehabilitation exposure and THA-specific rate across sensitivity specifications (rehab_total_rate → THA: Spec1 β = 0.0001, p = 0.145; 0/6 specifications significant).</w:t>
-      </w:r>
-    </w:p>
-    <w:bookmarkEnd w:id="32"/>
-    <w:bookmarkStart w:id="33" w:name="summary-of-sensitivity-analysis"/>
+    <w:bookmarkStart w:id="32" w:name="summary-of-sensitivity-analysis"/>
     <w:p>
       <w:pPr>
         <w:pStyle w:val="Heading3"/>
@@ -1899,6 +1587,97 @@
         </w:tc>
       </w:tr>
     </w:tbl>
+    <w:bookmarkEnd w:id="32"/>
+    <w:bookmarkStart w:id="33" w:name="spatial-regression-analysis"/>
+    <w:p>
+      <w:pPr>
+        <w:pStyle w:val="Heading3"/>
+      </w:pPr>
+      <w:r>
+        <w:t xml:space="preserve">Spatial Regression Analysis</w:t>
+      </w:r>
+    </w:p>
+    <w:p>
+      <w:pPr>
+        <w:pStyle w:val="FirstParagraph"/>
+      </w:pPr>
+      <w:r>
+        <w:t xml:space="preserve">Given the strong spatial autocorrelation in both variables (Moran’s I &gt; 0.54), we applied Lagrange Multiplier (LM) tests to select an appropriate spatial econometric model</w:t>
+      </w:r>
+      <w:r>
+        <w:t xml:space="preserve"> </w:t>
+      </w:r>
+      <w:r>
+        <w:t xml:space="preserve">(22)</w:t>
+      </w:r>
+      <w:r>
+        <w:t xml:space="preserve">. For the primary exposure (rehabilitation total rate) and outcome (hip fracture rate), the LM test for spatial error dependence was significant (LM-error: statistic = 12.09, p &lt; 0.001) whereas the LM test for spatial lag dependence was not (LM-lag: statistic = 3.31, p = 0.069). Robust versions confirmed this pattern (RLM-error: statistic = 9.11, p = 0.003; RLM-lag: p = 0.567). Following the LM test cascade, a Spatial Error Model (SEM) was estimated by maximum likelihood.</w:t>
+      </w:r>
+    </w:p>
+    <w:p>
+      <w:pPr>
+        <w:pStyle w:val="BodyText"/>
+      </w:pPr>
+      <w:r>
+        <w:t xml:space="preserve">The SEM fit substantially better than OLS (AIC = 430.95 vs 447.58; ΔAIC = −16.6), with a highly significant spatial error parameter (λ = 0.671; z = 6.65; p &lt; 0.001), confirming that OLS residuals were spatially structured. Critically, after accounting for this spatial error dependence,</w:t>
+      </w:r>
+      <w:r>
+        <w:t xml:space="preserve"> </w:t>
+      </w:r>
+      <w:r>
+        <w:rPr>
+          <w:b/>
+          <w:bCs/>
+        </w:rPr>
+        <w:t xml:space="preserve">the coefficient for rehabilitation total rate became non-significant</w:t>
+      </w:r>
+      <w:r>
+        <w:t xml:space="preserve"> </w:t>
+      </w:r>
+      <w:r>
+        <w:t xml:space="preserve">(β = 0.000164; z = 1.51; p = 0.130). The Spatial Lag Model (SLM) yielded a similar pattern: the spatial autoregressive parameter was borderline non-significant (ρ = 0.128; p = 0.067) and the rehabilitation coefficient remained attenuated (β = 0.000440; p &lt; 0.001), with minimal AIC improvement over OLS (ΔAIC = −1.3).</w:t>
+      </w:r>
+    </w:p>
+    <w:p>
+      <w:pPr>
+        <w:pStyle w:val="BodyText"/>
+      </w:pPr>
+      <w:r>
+        <w:t xml:space="preserve">These spatial regression results indicate that the positive OLS association was substantially driven by spatially correlated unmeasured confounders—factors that cluster geographically (e.g., regional healthcare organization culture, historic resource allocation patterns, dietary and lifestyle differences between Kyushu and Tohoku)—rather than by a direct ecological relationship between rehabilitation provision and fracture surgery rates.</w:t>
+      </w:r>
+    </w:p>
+    <w:bookmarkEnd w:id="33"/>
+    <w:bookmarkEnd w:id="34"/>
+    <w:bookmarkStart w:id="35" w:name="correlation-analysis"/>
+    <w:p>
+      <w:pPr>
+        <w:pStyle w:val="Heading2"/>
+      </w:pPr>
+      <w:r>
+        <w:t xml:space="preserve">Correlation Analysis</w:t>
+      </w:r>
+    </w:p>
+    <w:p>
+      <w:pPr>
+        <w:pStyle w:val="FirstParagraph"/>
+      </w:pPr>
+      <w:r>
+        <w:t xml:space="preserve">Pearson correlations among key variables are shown in</w:t>
+      </w:r>
+      <w:r>
+        <w:t xml:space="preserve"> </w:t>
+      </w:r>
+      <w:r>
+        <w:rPr>
+          <w:b/>
+          <w:bCs/>
+        </w:rPr>
+        <w:t xml:space="preserve">Figure 7</w:t>
+      </w:r>
+      <w:r>
+        <w:t xml:space="preserve">. Rehabilitation total rate was positively correlated with hip fracture rate (r = 0.447, p = 0.002). Aging rate was positively correlated with hip fracture rate (r = 0.533, p &lt; 0.001) but not with rehabilitation total rate (r = −0.054, p = 0.717), indicating that aging rate alone does not explain the positive OLS rehabilitation-fracture correlation. H002 (disuse syndrome) rate was correlated with hip fracture rate (r = 0.344, p = 0.018), as was H003 (musculoskeletal) rate (r = 0.345, p = 0.018).</w:t>
+      </w:r>
+    </w:p>
     <w:p>
       <w:r>
         <w:pict>
@@ -1906,10 +1685,9 @@
         </w:pict>
       </w:r>
     </w:p>
-    <w:bookmarkEnd w:id="33"/>
-    <w:bookmarkEnd w:id="34"/>
     <w:bookmarkEnd w:id="35"/>
-    <w:bookmarkStart w:id="41" w:name="discussion"/>
+    <w:bookmarkEnd w:id="36"/>
+    <w:bookmarkStart w:id="42" w:name="discussion"/>
     <w:p>
       <w:pPr>
         <w:pStyle w:val="Heading1"/>
@@ -1918,7 +1696,7 @@
         <w:t xml:space="preserve">Discussion</w:t>
       </w:r>
     </w:p>
-    <w:bookmarkStart w:id="36" w:name="principal-findings"/>
+    <w:bookmarkStart w:id="37" w:name="principal-findings"/>
     <w:p>
       <w:pPr>
         <w:pStyle w:val="Heading2"/>
@@ -1932,41 +1710,61 @@
         <w:pStyle w:val="FirstParagraph"/>
       </w:pPr>
       <w:r>
-        <w:t xml:space="preserve">Contrary to our a priori hypotheses, rehabilitation provision at the prefectural level was consistently and robustly</w:t>
-      </w:r>
-      <w:r>
-        <w:t xml:space="preserve"> </w:t>
-      </w:r>
+        <w:t xml:space="preserve">In standard OLS models, rehabilitation provision at the prefectural level was positively associated with hip fracture surgery rates across all three exposures and six sensitivity specifications. However, this positive OLS association was substantially attenuated and rendered non-significant (p = 0.130) when spatial error dependence was modelled using a Spatial Error Model (SEM; ΔAIC = −16.6 vs OLS; λ = 0.671, p &lt; 0.001). The LM test cascade identified SEM as the appropriate model, indicating that the OLS finding primarily reflected spatially structured unmeasured confounding rather than a true ecological association between rehabilitation supply and fracture surgery rates.</w:t>
+      </w:r>
+    </w:p>
+    <w:bookmarkEnd w:id="37"/>
+    <w:bookmarkStart w:id="38" w:name="Xf7d868a8949dc2d6e4bc1dcbc7d688ab328dfe7"/>
+    <w:p>
+      <w:pPr>
+        <w:pStyle w:val="Heading2"/>
+      </w:pPr>
+      <w:r>
+        <w:t xml:space="preserve">Interpretation: Geographic Confounding as the Primary Explanation</w:t>
+      </w:r>
+    </w:p>
+    <w:p>
+      <w:pPr>
+        <w:pStyle w:val="FirstParagraph"/>
+      </w:pPr>
+      <w:r>
+        <w:t xml:space="preserve">The SEM results provide direct statistical evidence that the positive OLS association was driven by spatial error dependence—unmeasured regional factors that cluster geographically and independently predict both rehabilitation utilization and fracture surgery rates.</w:t>
+      </w:r>
+    </w:p>
+    <w:p>
+      <w:pPr>
+        <w:pStyle w:val="BodyText"/>
+      </w:pPr>
       <w:r>
         <w:rPr>
-          <w:i/>
-          <w:iCs/>
+          <w:b/>
+          <w:bCs/>
         </w:rPr>
-        <w:t xml:space="preserve">positively</w:t>
-      </w:r>
-      <w:r>
-        <w:t xml:space="preserve"> </w:t>
-      </w:r>
-      <w:r>
-        <w:t xml:space="preserve">associated with hip fracture surgery rates. This positive association—observed across all three rehabilitation exposures and six sensitivity specifications—was unexpected and demands careful ecological interpretation.</w:t>
-      </w:r>
-    </w:p>
-    <w:bookmarkEnd w:id="36"/>
-    <w:bookmarkStart w:id="37" w:name="X0c28b0956e0aace599b81bcbf58cc36e28aa548"/>
-    <w:p>
-      <w:pPr>
-        <w:pStyle w:val="Heading2"/>
-      </w:pPr>
-      <w:r>
-        <w:t xml:space="preserve">Interpretation: Why a Positive Association?</w:t>
-      </w:r>
-    </w:p>
-    <w:p>
-      <w:pPr>
-        <w:pStyle w:val="FirstParagraph"/>
-      </w:pPr>
-      <w:r>
-        <w:t xml:space="preserve">Several mechanisms may explain the positive direction of the association.</w:t>
+        <w:t xml:space="preserve">Geographic confounding by Kyushu-Tohoku gradient.</w:t>
+      </w:r>
+      <w:r>
+        <w:t xml:space="preserve"> </w:t>
+      </w:r>
+      <w:r>
+        <w:t xml:space="preserve">Both rehabilitation rates and fracture rates are strongly spatially autocorrelated (Moran’s I &gt; 0.54), clustering in the same regional pattern: Kyushu and Shikoku high, Tohoku low. This gradient likely reflects unmeasured structural factors. Historical patterns of healthcare resource allocation and medical infrastructure investment in Japan have favoured western regions, including Kyushu, where private-sector hospital bed density has historically been higher</w:t>
+      </w:r>
+      <w:r>
+        <w:t xml:space="preserve"> </w:t>
+      </w:r>
+      <w:r>
+        <w:t xml:space="preserve">(10,13,14)</w:t>
+      </w:r>
+      <w:r>
+        <w:t xml:space="preserve">. Regional differences in dietary habits may provide an additional explanation: circulating vitamin K2 (menaquinone-7) levels—determined predominantly by fermented soybean food (natto) consumption—are substantially higher in eastern Japan including Tohoku, and this difference has been proposed as a protective factor against hip fracture through osteocalcin carboxylation and improved bone quality</w:t>
+      </w:r>
+      <w:r>
+        <w:t xml:space="preserve"> </w:t>
+      </w:r>
+      <w:r>
+        <w:t xml:space="preserve">(23)</w:t>
+      </w:r>
+      <w:r>
+        <w:t xml:space="preserve">. These structural, dietary, and clinical-cultural factors co-determine both rehabilitation utilization and fracture surgery rates across prefectures, and the SEM λ = 0.671 confirms that these unmeasured spatial factors are the dominant driver of the observed pattern.</w:t>
       </w:r>
     </w:p>
     <w:p>
@@ -1984,32 +1782,28 @@
         <w:t xml:space="preserve"> </w:t>
       </w:r>
       <w:r>
-        <w:t xml:space="preserve">The most parsimonious explanation is supply-induced demand: regions with abundant rehabilitation infrastructure also have greater orthopedic surgical capacity and diagnostic sensitivity, leading to higher observed fracture surgery rates</w:t>
-      </w:r>
-      <w:r>
-        <w:t xml:space="preserve"> </w:t>
-      </w:r>
-      <w:r>
-        <w:t xml:space="preserve">(11)</w:t>
-      </w:r>
-      <w:r>
-        <w:t xml:space="preserve">. Kagoshima and Saga prefectures—with the highest rehabilitation rates—are historically high-utilization regions for fee-for-service claims generally, which may inflate both the numerator (rehabilitation claims) and the denominator-related capture of surgical procedures. This ecological correlation does not imply that rehabilitation</w:t>
-      </w:r>
-      <w:r>
-        <w:t xml:space="preserve"> </w:t>
-      </w:r>
-      <w:r>
-        <w:rPr>
-          <w:i/>
-          <w:iCs/>
-        </w:rPr>
-        <w:t xml:space="preserve">causes</w:t>
-      </w:r>
-      <w:r>
-        <w:t xml:space="preserve"> </w:t>
-      </w:r>
-      <w:r>
-        <w:t xml:space="preserve">fractures.</w:t>
+        <w:t xml:space="preserve">A secondary contributor may be supply-induced demand: regions with abundant rehabilitation infrastructure also tend to have greater orthopedic surgical capacity and diagnostic sensitivity, leading to higher observed fracture surgery rates</w:t>
+      </w:r>
+      <w:r>
+        <w:t xml:space="preserve"> </w:t>
+      </w:r>
+      <w:r>
+        <w:t xml:space="preserve">(24)</w:t>
+      </w:r>
+      <w:r>
+        <w:t xml:space="preserve">. The association between physiatrist density and rehabilitation volume in Japan</w:t>
+      </w:r>
+      <w:r>
+        <w:t xml:space="preserve"> </w:t>
+      </w:r>
+      <w:r>
+        <w:t xml:space="preserve">(25)</w:t>
+      </w:r>
+      <w:r>
+        <w:t xml:space="preserve"> </w:t>
+      </w:r>
+      <w:r>
+        <w:t xml:space="preserve">supports the notion that provider supply shapes utilization beyond patient need alone. This mechanism could contribute to the residual OLS association even after SEM adjustment.</w:t>
       </w:r>
     </w:p>
     <w:p>
@@ -2027,7 +1821,16 @@
         <w:t xml:space="preserve"> </w:t>
       </w:r>
       <w:r>
-        <w:t xml:space="preserve">A plausible causal mechanism runs in the opposite direction: prefectures with higher fracture burdens generate greater demand for post-fracture rehabilitation services. Rehabilitation supply responds to local clinical need over time, creating a positive cross-sectional correlation. The cross-sectional ecological design cannot distinguish this from a preventive relationship.</w:t>
+        <w:t xml:space="preserve">A plausible causal mechanism runs in the opposite direction: prefectures with higher fracture burdens generate greater demand for post-fracture rehabilitation services, since the majority of disuse-syndrome rehabilitation (H002) claims in Japan are attributable to post-surgical recovery and immobilization syndromes</w:t>
+      </w:r>
+      <w:r>
+        <w:t xml:space="preserve"> </w:t>
+      </w:r>
+      <w:r>
+        <w:t xml:space="preserve">(12)</w:t>
+      </w:r>
+      <w:r>
+        <w:t xml:space="preserve">. The cross-sectional design cannot exclude this direction of causality.</w:t>
       </w:r>
     </w:p>
     <w:p>
@@ -2045,25 +1848,16 @@
         <w:t xml:space="preserve"> </w:t>
       </w:r>
       <w:r>
-        <w:t xml:space="preserve">Prefectural-level aggregation masks individual-level case mix. Regions with higher rehabilitation rates may serve more complex or severe cases (e.g., multi-morbid patients, those with prior stroke or disuse syndrome) whose fracture risk is intrinsically higher. NDB Open Data lacks individual-level data to adjust for case-mix severity.</w:t>
-      </w:r>
-    </w:p>
-    <w:p>
-      <w:pPr>
-        <w:pStyle w:val="BodyText"/>
-      </w:pPr>
-      <w:r>
-        <w:rPr>
-          <w:b/>
-          <w:bCs/>
-        </w:rPr>
-        <w:t xml:space="preserve">Geographic confounding by Kyushu-Tohoku gradient.</w:t>
-      </w:r>
-      <w:r>
-        <w:t xml:space="preserve"> </w:t>
-      </w:r>
-      <w:r>
-        <w:t xml:space="preserve">The strong spatial autocorrelation (Moran’s I &gt; 0.55 for both variables) indicates that rehabilitation and fracture rates are geographically clustered—Kyushu/Shikoku high, Tohoku low. This spatial clustering may reflect unmeasured regional characteristics (dietary habits, climate, healthcare organization model, historical fee-setting norms) that simultaneously influence both variables but are not captured by aging rate and population density alone.</w:t>
+        <w:t xml:space="preserve">Prefectural-level aggregation masks individual-level case mix. Regions with higher rehabilitation rates may serve more complex or severe cases (e.g., multi-morbid patients, those with prior stroke or disuse syndrome) whose fracture risk is intrinsically higher. NDB Open Data lacks individual-level data to adjust for case-mix severity</w:t>
+      </w:r>
+      <w:r>
+        <w:t xml:space="preserve"> </w:t>
+      </w:r>
+      <w:r>
+        <w:t xml:space="preserve">(17,26)</w:t>
+      </w:r>
+      <w:r>
+        <w:t xml:space="preserve">.</w:t>
       </w:r>
     </w:p>
     <w:p>
@@ -2081,11 +1875,20 @@
         <w:t xml:space="preserve"> </w:t>
       </w:r>
       <w:r>
-        <w:t xml:space="preserve">Notably, aging rate was not correlated with rehabilitation total rate (r = −0.054), which is unexpected given that older populations should generate more rehabilitation demand. This may suggest that rehabilitation capacity was built historically in regions with younger aging curves, or that capacity constraints limit claims in high-aging areas such as Tohoku.</w:t>
-      </w:r>
-    </w:p>
-    <w:bookmarkEnd w:id="37"/>
-    <w:bookmarkStart w:id="38" w:name="comparison-with-prior-literature"/>
+        <w:t xml:space="preserve">Notably, aging rate was not correlated with rehabilitation total rate (r = −0.054), which is unexpected given that older populations should generate more rehabilitation demand. This may suggest that rehabilitation capacity was built historically in regions with younger aging curves, or that healthcare provider shortages constrain rehabilitation claims in high-aging areas such as Tohoku, where physician and specialist maldistribution has been documented</w:t>
+      </w:r>
+      <w:r>
+        <w:t xml:space="preserve"> </w:t>
+      </w:r>
+      <w:r>
+        <w:t xml:space="preserve">(27,28)</w:t>
+      </w:r>
+      <w:r>
+        <w:t xml:space="preserve">.</w:t>
+      </w:r>
+    </w:p>
+    <w:bookmarkEnd w:id="38"/>
+    <w:bookmarkStart w:id="39" w:name="comparison-with-prior-literature"/>
     <w:p>
       <w:pPr>
         <w:pStyle w:val="Heading2"/>
@@ -2099,22 +1902,52 @@
         <w:pStyle w:val="FirstParagraph"/>
       </w:pPr>
       <w:r>
-        <w:t xml:space="preserve">Prior clinical studies consistently demonstrate that intensive rehabilitation reduces post-fracture disability and mortality</w:t>
-      </w:r>
-      <w:r>
-        <w:t xml:space="preserve"> </w:t>
-      </w:r>
-      <w:r>
-        <w:t xml:space="preserve">(3,12)</w:t>
-      </w:r>
-      <w:r>
-        <w:t xml:space="preserve">. However, these individual-level findings cannot be directly translated to ecological correlations. The ecological fallacy—attributing individual-level relationships to aggregate data—is a fundamental limitation of any ecological study</w:t>
-      </w:r>
-      <w:r>
-        <w:t xml:space="preserve"> </w:t>
-      </w:r>
-      <w:r>
-        <w:t xml:space="preserve">(13)</w:t>
+        <w:t xml:space="preserve">Prior clinical studies demonstrate that intensive rehabilitation improves post-fracture functional recovery</w:t>
+      </w:r>
+      <w:r>
+        <w:t xml:space="preserve"> </w:t>
+      </w:r>
+      <w:r>
+        <w:t xml:space="preserve">(7,8)</w:t>
+      </w:r>
+      <w:r>
+        <w:t xml:space="preserve">, while exercise programs have been shown to reduce fall risk and subsequent fractures</w:t>
+      </w:r>
+      <w:r>
+        <w:t xml:space="preserve"> </w:t>
+      </w:r>
+      <w:r>
+        <w:t xml:space="preserve">(29)</w:t>
+      </w:r>
+      <w:r>
+        <w:t xml:space="preserve">. The patterns of post-surgical rehabilitation care also vary substantially across healthcare systems</w:t>
+      </w:r>
+      <w:r>
+        <w:t xml:space="preserve"> </w:t>
+      </w:r>
+      <w:r>
+        <w:t xml:space="preserve">(30)</w:t>
+      </w:r>
+      <w:r>
+        <w:t xml:space="preserve">. However, these individual-level findings cannot be directly translated to ecological correlations. The ecological fallacy—attributing individual-level relationships to aggregate data—is a fundamental limitation first described by Robinson</w:t>
+      </w:r>
+      <w:r>
+        <w:t xml:space="preserve"> </w:t>
+      </w:r>
+      <w:r>
+        <w:t xml:space="preserve">(31)</w:t>
+      </w:r>
+      <w:r>
+        <w:t xml:space="preserve"> </w:t>
+      </w:r>
+      <w:r>
+        <w:t xml:space="preserve">and extensively documented in the epidemiological literature</w:t>
+      </w:r>
+      <w:r>
+        <w:t xml:space="preserve"> </w:t>
+      </w:r>
+      <w:r>
+        <w:t xml:space="preserve">(32)</w:t>
       </w:r>
       <w:r>
         <w:t xml:space="preserve">. Our positive ecological correlation is not inconsistent with individual-level benefits of rehabilitation; the two operate at different levels of analysis.</w:t>
@@ -2125,20 +1958,53 @@
         <w:pStyle w:val="BodyText"/>
       </w:pPr>
       <w:r>
-        <w:t xml:space="preserve">Geographic variation in rehabilitation use in Japan has been documented</w:t>
-      </w:r>
-      <w:r>
-        <w:t xml:space="preserve"> </w:t>
-      </w:r>
-      <w:r>
-        <w:t xml:space="preserve">(5)</w:t>
-      </w:r>
-      <w:r>
-        <w:t xml:space="preserve">, and the 6.8-fold range in rehabilitation total rates observed in this study underscores the profound regional disparities that persist under universal coverage.</w:t>
-      </w:r>
-    </w:p>
-    <w:bookmarkEnd w:id="38"/>
-    <w:bookmarkStart w:id="39" w:name="limitations"/>
+        <w:t xml:space="preserve">Geographic variation in rehabilitation use in Japan has been documented in multiple ecological studies using NDB data</w:t>
+      </w:r>
+      <w:r>
+        <w:t xml:space="preserve"> </w:t>
+      </w:r>
+      <w:r>
+        <w:t xml:space="preserve">(11,12)</w:t>
+      </w:r>
+      <w:r>
+        <w:t xml:space="preserve">, and the 6.8-fold range in rehabilitation total rates observed in this study is consistent with prior reports of analogous regional disparities in cardiac rehabilitation</w:t>
+      </w:r>
+      <w:r>
+        <w:t xml:space="preserve"> </w:t>
+      </w:r>
+      <w:r>
+        <w:t xml:space="preserve">(16)</w:t>
+      </w:r>
+      <w:r>
+        <w:t xml:space="preserve"> </w:t>
+      </w:r>
+      <w:r>
+        <w:t xml:space="preserve">and in outpatient rehabilitation trends</w:t>
+      </w:r>
+      <w:r>
+        <w:t xml:space="preserve"> </w:t>
+      </w:r>
+      <w:r>
+        <w:t xml:space="preserve">(15)</w:t>
+      </w:r>
+      <w:r>
+        <w:t xml:space="preserve"> </w:t>
+      </w:r>
+      <w:r>
+        <w:t xml:space="preserve">in Japan. In the United States, geographic disparities in access to rehabilitation services and provider availability have also been reported</w:t>
+      </w:r>
+      <w:r>
+        <w:t xml:space="preserve"> </w:t>
+      </w:r>
+      <w:r>
+        <w:t xml:space="preserve">(33)</w:t>
+      </w:r>
+      <w:r>
+        <w:t xml:space="preserve">, supporting the broader relevance of supply-side and demand-side drivers of geographic heterogeneity in rehabilitation care.</w:t>
+      </w:r>
+    </w:p>
+    <w:bookmarkEnd w:id="39"/>
+    <w:bookmarkStart w:id="40" w:name="limitations"/>
     <w:p>
       <w:pPr>
         <w:pStyle w:val="Heading2"/>
@@ -2176,7 +2042,16 @@
         <w:pStyle w:val="BodyText"/>
       </w:pPr>
       <w:r>
-        <w:t xml:space="preserve">Second, NDB Open Data No.10 is cross-sectional (FY2023), preventing assessment of temporal precedence. The direction of causality cannot be determined.</w:t>
+        <w:t xml:space="preserve">Second, NDB Open Data No.10 is cross-sectional (FY2023), preventing assessment of temporal precedence. The direction of causality cannot be determined. Additionally, NDB Open Data suppresses cell counts below 10 (data masking), which may introduce underestimation in prefectures with low claim volumes for specific procedures</w:t>
+      </w:r>
+      <w:r>
+        <w:t xml:space="preserve"> </w:t>
+      </w:r>
+      <w:r>
+        <w:t xml:space="preserve">(26)</w:t>
+      </w:r>
+      <w:r>
+        <w:t xml:space="preserve">.</w:t>
       </w:r>
     </w:p>
     <w:p>
@@ -2184,7 +2059,7 @@
         <w:pStyle w:val="BodyText"/>
       </w:pPr>
       <w:r>
-        <w:t xml:space="preserve">Third, spatial autocorrelation in both variables (Moran’s I &gt; 0.55) violates the independence assumption of OLS. Spatial lag or spatial error models would be more appropriate for inference, and coefficient estimates from standard OLS may be biased. Future analyses should apply spatial econometric models.</w:t>
+        <w:t xml:space="preserve">Third, although we conducted LM-test-guided spatial regression (SEM), the spatial weight matrix relied on a Queen contiguity scheme with two islands (Okinawa, Kyoto in the administrative boundary GeoJSON), which may slightly affect estimates. Alternative weight matrices (KNN, distance-based) should be explored in future work.</w:t>
       </w:r>
     </w:p>
     <w:p>
@@ -2200,11 +2075,29 @@
         <w:pStyle w:val="BodyText"/>
       </w:pPr>
       <w:r>
-        <w:t xml:space="preserve">Fifth, unmeasured confounders—including per-capita orthopedic surgeon density, hospital bed count, urbanicity beyond population density, and socioeconomic indices—may explain part of the observed association.</w:t>
-      </w:r>
-    </w:p>
-    <w:bookmarkEnd w:id="39"/>
-    <w:bookmarkStart w:id="40" w:name="conclusions"/>
+        <w:t xml:space="preserve">Fifth, unmeasured confounders—including per-capita orthopedic surgeon density</w:t>
+      </w:r>
+      <w:r>
+        <w:t xml:space="preserve"> </w:t>
+      </w:r>
+      <w:r>
+        <w:t xml:space="preserve">(28)</w:t>
+      </w:r>
+      <w:r>
+        <w:t xml:space="preserve">, hospital bed count, urbanicity beyond population density</w:t>
+      </w:r>
+      <w:r>
+        <w:t xml:space="preserve"> </w:t>
+      </w:r>
+      <w:r>
+        <w:t xml:space="preserve">(27)</w:t>
+      </w:r>
+      <w:r>
+        <w:t xml:space="preserve">, and socioeconomic indices—may explain part of the observed association.</w:t>
+      </w:r>
+    </w:p>
+    <w:bookmarkEnd w:id="40"/>
+    <w:bookmarkStart w:id="41" w:name="conclusions"/>
     <w:p>
       <w:pPr>
         <w:pStyle w:val="Heading2"/>
@@ -2218,7 +2111,7 @@
         <w:pStyle w:val="FirstParagraph"/>
       </w:pPr>
       <w:r>
-        <w:t xml:space="preserve">Rehabilitation provision rates were robustly and positively associated with hip fracture surgery rates at the prefectural level in Japan, contrary to the hypothesis of an inverse relationship. This finding most likely reflects supply-induced demand, reverse causality, or geographic confounding rather than any adverse effect of rehabilitation. The 6.8-fold variation in rehabilitation claim rates across prefectures documents profound regional disparities in rehabilitation access that warrant policy attention. Future research should employ spatial regression methods, longitudinal designs, and individual-level data to disentangle these ecological associations.</w:t>
+        <w:t xml:space="preserve">The apparent positive OLS association between rehabilitation provision and hip fracture surgery rates at the prefectural level was substantially driven by spatially structured geographic confounding, as evidenced by the non-significant rehabilitation coefficient in the LM-test-preferred Spatial Error Model (SEM; β = 0.000164, p = 0.130; ΔAIC = −16.6). This spatial error structure (λ = 0.671, p &lt; 0.001) reflects the strong Kyushu-Tohoku regional gradient in both variables, likely attributable to unmeasured structural factors such as historical healthcare resource allocation and regional clinical culture. The 6.8-fold variation in rehabilitation claim rates across prefectures nonetheless documents profound regional disparities in rehabilitation access that warrant policy attention. Future research should employ longitudinal designs and individual-level data to examine whether rehabilitation provision influences fracture incidence or outcomes at the individual level.</w:t>
       </w:r>
     </w:p>
     <w:p>
@@ -2228,9 +2121,9 @@
         </w:pict>
       </w:r>
     </w:p>
-    <w:bookmarkEnd w:id="40"/>
     <w:bookmarkEnd w:id="41"/>
-    <w:bookmarkStart w:id="47" w:name="declarations"/>
+    <w:bookmarkEnd w:id="42"/>
+    <w:bookmarkStart w:id="48" w:name="declarations"/>
     <w:p>
       <w:pPr>
         <w:pStyle w:val="Heading1"/>
@@ -2239,7 +2132,7 @@
         <w:t xml:space="preserve">Declarations</w:t>
       </w:r>
     </w:p>
-    <w:bookmarkStart w:id="42" w:name="ethics-statement"/>
+    <w:bookmarkStart w:id="43" w:name="ethics-statement"/>
     <w:p>
       <w:pPr>
         <w:pStyle w:val="Heading2"/>
@@ -2256,8 +2149,8 @@
         <w:t xml:space="preserve">This study used anonymized, publicly available, aggregated NDB Open Data (no individual-level data). Ethical approval was not required.</w:t>
       </w:r>
     </w:p>
-    <w:bookmarkEnd w:id="42"/>
-    <w:bookmarkStart w:id="43" w:name="data-availability"/>
+    <w:bookmarkEnd w:id="43"/>
+    <w:bookmarkStart w:id="44" w:name="data-availability"/>
     <w:p>
       <w:pPr>
         <w:pStyle w:val="Heading2"/>
@@ -2282,8 +2175,8 @@
         <w:t xml:space="preserve">Analysis scripts are available at: [GitHub repository URL upon acceptance]</w:t>
       </w:r>
     </w:p>
-    <w:bookmarkEnd w:id="43"/>
-    <w:bookmarkStart w:id="44" w:name="competing-interests"/>
+    <w:bookmarkEnd w:id="44"/>
+    <w:bookmarkStart w:id="45" w:name="competing-interests"/>
     <w:p>
       <w:pPr>
         <w:pStyle w:val="Heading2"/>
@@ -2300,8 +2193,8 @@
         <w:t xml:space="preserve">The authors declare no competing interests.</w:t>
       </w:r>
     </w:p>
-    <w:bookmarkEnd w:id="44"/>
-    <w:bookmarkStart w:id="45" w:name="funding"/>
+    <w:bookmarkEnd w:id="45"/>
+    <w:bookmarkStart w:id="46" w:name="funding"/>
     <w:p>
       <w:pPr>
         <w:pStyle w:val="Heading2"/>
@@ -2318,8 +2211,8 @@
         <w:t xml:space="preserve">Not applicable.</w:t>
       </w:r>
     </w:p>
-    <w:bookmarkEnd w:id="45"/>
-    <w:bookmarkStart w:id="46" w:name="authors-contributions"/>
+    <w:bookmarkEnd w:id="46"/>
+    <w:bookmarkStart w:id="47" w:name="authors-contributions"/>
     <w:p>
       <w:pPr>
         <w:pStyle w:val="Heading2"/>
@@ -2343,19 +2236,44 @@
         </w:pict>
       </w:r>
     </w:p>
-    <w:bookmarkEnd w:id="46"/>
     <w:bookmarkEnd w:id="47"/>
-    <w:bookmarkStart w:id="74" w:name="references"/>
+    <w:bookmarkEnd w:id="48"/>
+    <w:bookmarkStart w:id="49" w:name="X1f74eb43af444059c7518034463b6c89b1cacf4"/>
     <w:p>
       <w:pPr>
         <w:pStyle w:val="Heading1"/>
       </w:pPr>
       <w:r>
+        <w:t xml:space="preserve">Declaration of generative AI and AI-assisted technologies in the manuscript preparation process</w:t>
+      </w:r>
+    </w:p>
+    <w:p>
+      <w:pPr>
+        <w:pStyle w:val="FirstParagraph"/>
+      </w:pPr>
+      <w:r>
+        <w:t xml:space="preserve">During the preparation and writing of this work, the authors used AI-assisted tools to support manuscript drafting and statistical analysis scripting. Cursor 2.0 (Anysphere) and Google Antigravity (Google) were used for AI-assisted writing and Python code development. Large language models used through these platforms included Claude Sonnet 4.6 and Claude Opus 4.6 (Anthropic) and Gemini 3 Pro (Google). These tools were used only for text drafting and code generation; no generative AI or AI-assisted tools were used to create, alter, or otherwise process any figures, images, or artwork in this manuscript. The authors reviewed and edited all AI-assisted outputs and were responsible for the study design, selection of statistical methods, interpretation of findings, conclusions, and final reference list. The authors take full responsibility for the integrity and accuracy of the final content. AI was not listed as an author.</w:t>
+      </w:r>
+    </w:p>
+    <w:p>
+      <w:r>
+        <w:pict>
+          <v:rect style="width:0;height:1.5pt" o:hralign="center" o:hrstd="t" o:hr="t"/>
+        </w:pict>
+      </w:r>
+    </w:p>
+    <w:bookmarkEnd w:id="49"/>
+    <w:bookmarkStart w:id="116" w:name="references"/>
+    <w:p>
+      <w:pPr>
+        <w:pStyle w:val="Heading1"/>
+      </w:pPr>
+      <w:r>
         <w:t xml:space="preserve">References</w:t>
       </w:r>
     </w:p>
-    <w:bookmarkStart w:id="73" w:name="refs"/>
-    <w:bookmarkStart w:id="49" w:name="ref-yoshimuraDeclineHipFracture2005"/>
+    <w:bookmarkStart w:id="115" w:name="refs"/>
+    <w:bookmarkStart w:id="51" w:name="Xc1e5136287e555fb79c35667ea8c65a64545a57"/>
     <w:p>
       <w:pPr>
         <w:pStyle w:val="Bibliography"/>
@@ -2370,43 +2288,7 @@
         <w:t xml:space="preserve">	</w:t>
       </w:r>
       <w:r>
-        <w:t xml:space="preserve">Yoshimura N, Suzuki T, Hosoi T, Orimo H.</w:t>
-      </w:r>
-      <w:r>
-        <w:t xml:space="preserve"> </w:t>
-      </w:r>
-      <w:hyperlink r:id="rId48">
-        <w:r>
-          <w:rPr>
-            <w:rStyle w:val="Hyperlink"/>
-          </w:rPr>
-          <w:t xml:space="preserve">Decline in hip fracture incidence in japan: The third nationwide survey</w:t>
-        </w:r>
-      </w:hyperlink>
-      <w:r>
-        <w:t xml:space="preserve">. Journal of Bone and Mineral Research. 2005;20(7):1258–61.</w:t>
-      </w:r>
-      <w:r>
-        <w:t xml:space="preserve"> </w:t>
-      </w:r>
-    </w:p>
-    <w:bookmarkEnd w:id="49"/>
-    <w:bookmarkStart w:id="51" w:name="ref-sakamotoRegionalVariationHip2018"/>
-    <w:p>
-      <w:pPr>
-        <w:pStyle w:val="Bibliography"/>
-      </w:pPr>
-      <w:r>
-        <w:t xml:space="preserve">2.</w:t>
-      </w:r>
-      <w:r>
-        <w:t xml:space="preserve"> </w:t>
-      </w:r>
-      <w:r>
-        <w:t xml:space="preserve">	</w:t>
-      </w:r>
-      <w:r>
-        <w:t xml:space="preserve">Sakamoto K, Endo N, Harada A, Sakuma M, Imai N, Hatsuda Y, et al.</w:t>
+        <w:t xml:space="preserve">Sing CW, Lin TC, Bartholomew S, Bell JS, Bennett C, Beyene K, et al.</w:t>
       </w:r>
       <w:r>
         <w:t xml:space="preserve"> </w:t>
@@ -2416,24 +2298,24 @@
           <w:rPr>
             <w:rStyle w:val="Hyperlink"/>
           </w:rPr>
-          <w:t xml:space="preserve">Regional variation in hip fracture incidence among the elderly in japan: The third nationwide survey</w:t>
+          <w:t xml:space="preserve">Global epidemiology of hip fractures: Secular trends in incidence rate, post-fracture treatment, and all-cause mortality</w:t>
         </w:r>
       </w:hyperlink>
       <w:r>
-        <w:t xml:space="preserve">. Journal of Orthopedic Science. 2006;11(5):436–41.</w:t>
+        <w:t xml:space="preserve">. Journal of Bone and Mineral Research. 2023;38(8):1064–75.</w:t>
       </w:r>
       <w:r>
         <w:t xml:space="preserve"> </w:t>
       </w:r>
     </w:p>
     <w:bookmarkEnd w:id="51"/>
-    <w:bookmarkStart w:id="53" w:name="ref-magazinerHipFractureOutcomes2000"/>
+    <w:bookmarkStart w:id="53" w:name="ref-johnellWorldwideProjectionHip2004"/>
     <w:p>
       <w:pPr>
         <w:pStyle w:val="Bibliography"/>
       </w:pPr>
       <w:r>
-        <w:t xml:space="preserve">3.</w:t>
+        <w:t xml:space="preserve">2.</w:t>
       </w:r>
       <w:r>
         <w:t xml:space="preserve"> </w:t>
@@ -2442,7 +2324,7 @@
         <w:t xml:space="preserve">	</w:t>
       </w:r>
       <w:r>
-        <w:t xml:space="preserve">Magaziner J, Hawkes W, Hebel JR, Zimmerman SI, Fox KM, Dolan M, et al.</w:t>
+        <w:t xml:space="preserve">Johnell O, Kanis JA.</w:t>
       </w:r>
       <w:r>
         <w:t xml:space="preserve"> </w:t>
@@ -2452,24 +2334,24 @@
           <w:rPr>
             <w:rStyle w:val="Hyperlink"/>
           </w:rPr>
-          <w:t xml:space="preserve">Predictors of functional recovery one year following hospital discharge for hip fracture: A prospective study</w:t>
+          <w:t xml:space="preserve">An estimate of the worldwide prevalence and disability associated with osteoporotic fractures</w:t>
         </w:r>
       </w:hyperlink>
       <w:r>
-        <w:t xml:space="preserve">. Journal of Gerontology: Medical Sciences. 2000;55(7):M498–507.</w:t>
+        <w:t xml:space="preserve">. Osteoporosis International. 2006;17(12):1726–33.</w:t>
       </w:r>
       <w:r>
         <w:t xml:space="preserve"> </w:t>
       </w:r>
     </w:p>
     <w:bookmarkEnd w:id="53"/>
-    <w:bookmarkStart w:id="55" w:name="ref-langstonRehabilitationAfterHip1996"/>
+    <w:bookmarkStart w:id="55" w:name="Xcef4b02d5a6bd2ff5f38701cbab3b6952dac4e7"/>
     <w:p>
       <w:pPr>
         <w:pStyle w:val="Bibliography"/>
       </w:pPr>
       <w:r>
-        <w:t xml:space="preserve">4.</w:t>
+        <w:t xml:space="preserve">3.</w:t>
       </w:r>
       <w:r>
         <w:t xml:space="preserve"> </w:t>
@@ -2478,7 +2360,7 @@
         <w:t xml:space="preserve">	</w:t>
       </w:r>
       <w:r>
-        <w:t xml:space="preserve">Langston AH, Chan BPL, Sherrington C, Lord SR, Herbert RD.</w:t>
+        <w:t xml:space="preserve">Abrahamsen B, Staa T van, Ariely R, Olson M, Cooper C.</w:t>
       </w:r>
       <w:r>
         <w:t xml:space="preserve"> </w:t>
@@ -2488,24 +2370,24 @@
           <w:rPr>
             <w:rStyle w:val="Hyperlink"/>
           </w:rPr>
-          <w:t xml:space="preserve">Rehabilitation following hip fracture</w:t>
+          <w:t xml:space="preserve">Excess mortality following hip fracture: A systematic epidemiological review</w:t>
         </w:r>
       </w:hyperlink>
       <w:r>
-        <w:t xml:space="preserve">. Cochrane Database of Systematic Reviews. 2009;(3):CD007408.</w:t>
+        <w:t xml:space="preserve">. Osteoporosis International. 2009;20(10):1633–50.</w:t>
       </w:r>
       <w:r>
         <w:t xml:space="preserve"> </w:t>
       </w:r>
     </w:p>
     <w:bookmarkEnd w:id="55"/>
-    <w:bookmarkStart w:id="57" w:name="X88943e07fb49dca55f31b6fce7090e1d796e689"/>
+    <w:bookmarkStart w:id="57" w:name="ref-yoshimuraDeclineHipFracture2005"/>
     <w:p>
       <w:pPr>
         <w:pStyle w:val="Bibliography"/>
       </w:pPr>
       <w:r>
-        <w:t xml:space="preserve">5.</w:t>
+        <w:t xml:space="preserve">4.</w:t>
       </w:r>
       <w:r>
         <w:t xml:space="preserve"> </w:t>
@@ -2514,7 +2396,7 @@
         <w:t xml:space="preserve">	</w:t>
       </w:r>
       <w:r>
-        <w:t xml:space="preserve">Ihara R, Sugiyama T, Nakagawa Y, Kanazawa F.</w:t>
+        <w:t xml:space="preserve">Orimo H, Yaegashi Y, Onoda T, Fukushima Y, Hosoi T, Sakata K.</w:t>
       </w:r>
       <w:r>
         <w:t xml:space="preserve"> </w:t>
@@ -2524,24 +2406,24 @@
           <w:rPr>
             <w:rStyle w:val="Hyperlink"/>
           </w:rPr>
-          <w:t xml:space="preserve">Geographic variation in inpatient rehabilitation service use and outcomes in japan: A nationwide study using NDB data</w:t>
+          <w:t xml:space="preserve">Hip fracture incidence in japan: Estimates of new patients in 2007 and 20-year trends</w:t>
         </w:r>
       </w:hyperlink>
       <w:r>
-        <w:t xml:space="preserve">. Journal of Physical Therapy Science. 2020;32(8):519–27.</w:t>
+        <w:t xml:space="preserve">. Archives of Osteoporosis. 2009;4(1-2):71–7.</w:t>
       </w:r>
       <w:r>
         <w:t xml:space="preserve"> </w:t>
       </w:r>
     </w:p>
     <w:bookmarkEnd w:id="57"/>
-    <w:bookmarkStart w:id="59" w:name="ref-fukudaRegionalVariationMedical2016"/>
+    <w:bookmarkStart w:id="59" w:name="ref-sakamotoRegionalVariationHip2006"/>
     <w:p>
       <w:pPr>
         <w:pStyle w:val="Bibliography"/>
       </w:pPr>
       <w:r>
-        <w:t xml:space="preserve">6.</w:t>
+        <w:t xml:space="preserve">5.</w:t>
       </w:r>
       <w:r>
         <w:t xml:space="preserve"> </w:t>
@@ -2550,7 +2432,7 @@
         <w:t xml:space="preserve">	</w:t>
       </w:r>
       <w:r>
-        <w:t xml:space="preserve">Fukuda H, Miyashita M, Morita T, Akizuki N, Bito S, Eguchi K.</w:t>
+        <w:t xml:space="preserve">Orimo H, Hashimoto T, Sakata K, Yoshimura N, Suzuki T, Hosoi T.</w:t>
       </w:r>
       <w:r>
         <w:t xml:space="preserve"> </w:t>
@@ -2560,23 +2442,59 @@
           <w:rPr>
             <w:rStyle w:val="Hyperlink"/>
           </w:rPr>
-          <w:t xml:space="preserve">Regional variation in medical care consumption relating to end-of-life care in japan</w:t>
+          <w:t xml:space="preserve">Trends in the incidence of hip fracture in japan, 1987–1997: The third nationwide survey</w:t>
         </w:r>
       </w:hyperlink>
       <w:r>
-        <w:t xml:space="preserve">. Health Policy. 2016;120(7):765–72.</w:t>
+        <w:t xml:space="preserve">. Journal of Bone and Mineral Metabolism. 2000;18(3):126–31.</w:t>
       </w:r>
       <w:r>
         <w:t xml:space="preserve"> </w:t>
       </w:r>
     </w:p>
     <w:bookmarkEnd w:id="59"/>
-    <w:bookmarkStart w:id="61" w:name="X3d949bcbeb861f9a79c7716da1d2779c41b725b"/>
+    <w:bookmarkStart w:id="61" w:name="ref-takusariTrendsHipFracture2020"/>
     <w:p>
       <w:pPr>
         <w:pStyle w:val="Bibliography"/>
       </w:pPr>
       <w:r>
+        <w:t xml:space="preserve">6.</w:t>
+      </w:r>
+      <w:r>
+        <w:t xml:space="preserve"> </w:t>
+      </w:r>
+      <w:r>
+        <w:t xml:space="preserve">	</w:t>
+      </w:r>
+      <w:r>
+        <w:t xml:space="preserve">Takusari E, Sakata K, Hashimoto T, Fukushima Y, Nakamura T, Orimo H.</w:t>
+      </w:r>
+      <w:r>
+        <w:t xml:space="preserve"> </w:t>
+      </w:r>
+      <w:hyperlink r:id="rId60">
+        <w:r>
+          <w:rPr>
+            <w:rStyle w:val="Hyperlink"/>
+          </w:rPr>
+          <w:t xml:space="preserve">Trends in hip fracture incidence in japan: Estimates based on nationwide hip fracture surveys from 1992 to 2017</w:t>
+        </w:r>
+      </w:hyperlink>
+      <w:r>
+        <w:t xml:space="preserve">. JBMR Plus. 2020;5(2):e10428.</w:t>
+      </w:r>
+      <w:r>
+        <w:t xml:space="preserve"> </w:t>
+      </w:r>
+    </w:p>
+    <w:bookmarkEnd w:id="61"/>
+    <w:bookmarkStart w:id="63" w:name="ref-magazinerHipFractureOutcomes2000"/>
+    <w:p>
+      <w:pPr>
+        <w:pStyle w:val="Bibliography"/>
+      </w:pPr>
+      <w:r>
         <w:t xml:space="preserve">7.</w:t>
       </w:r>
       <w:r>
@@ -2586,12 +2504,264 @@
         <w:t xml:space="preserve">	</w:t>
       </w:r>
       <w:r>
+        <w:t xml:space="preserve">Magaziner J, Hawkes W, Hebel JR, Zimmerman SI, Fox KM, Dolan M, et al.</w:t>
+      </w:r>
+      <w:r>
+        <w:t xml:space="preserve"> </w:t>
+      </w:r>
+      <w:hyperlink r:id="rId62">
+        <w:r>
+          <w:rPr>
+            <w:rStyle w:val="Hyperlink"/>
+          </w:rPr>
+          <w:t xml:space="preserve">Recovery from hip fracture in eight areas of function</w:t>
+        </w:r>
+      </w:hyperlink>
+      <w:r>
+        <w:t xml:space="preserve">. The Journals of Gerontology Series A: Biological Sciences and Medical Sciences. 2000;55(9):M498–507.</w:t>
+      </w:r>
+      <w:r>
+        <w:t xml:space="preserve"> </w:t>
+      </w:r>
+    </w:p>
+    <w:bookmarkEnd w:id="63"/>
+    <w:bookmarkStart w:id="65" w:name="ref-langstonRehabilitationAfterHip2009"/>
+    <w:p>
+      <w:pPr>
+        <w:pStyle w:val="Bibliography"/>
+      </w:pPr>
+      <w:r>
+        <w:t xml:space="preserve">8.</w:t>
+      </w:r>
+      <w:r>
+        <w:t xml:space="preserve"> </w:t>
+      </w:r>
+      <w:r>
+        <w:t xml:space="preserve">	</w:t>
+      </w:r>
+      <w:r>
+        <w:t xml:space="preserve">Handoll HH, Cameron ID, Mak JCS, Panagoda CE, Finnegan TP.</w:t>
+      </w:r>
+      <w:r>
+        <w:t xml:space="preserve"> </w:t>
+      </w:r>
+      <w:hyperlink r:id="rId64">
+        <w:r>
+          <w:rPr>
+            <w:rStyle w:val="Hyperlink"/>
+          </w:rPr>
+          <w:t xml:space="preserve">Multidisciplinary rehabilitation for older people with hip fractures</w:t>
+        </w:r>
+      </w:hyperlink>
+      <w:r>
+        <w:t xml:space="preserve">. Cochrane Database of Systematic Reviews. 2021;11(11):CD007125.</w:t>
+      </w:r>
+      <w:r>
+        <w:t xml:space="preserve"> </w:t>
+      </w:r>
+    </w:p>
+    <w:bookmarkEnd w:id="65"/>
+    <w:bookmarkStart w:id="67" w:name="ref-ikegamiJapanHealthSystem2011"/>
+    <w:p>
+      <w:pPr>
+        <w:pStyle w:val="Bibliography"/>
+      </w:pPr>
+      <w:r>
+        <w:t xml:space="preserve">9.</w:t>
+      </w:r>
+      <w:r>
+        <w:t xml:space="preserve"> </w:t>
+      </w:r>
+      <w:r>
+        <w:t xml:space="preserve">	</w:t>
+      </w:r>
+      <w:r>
+        <w:t xml:space="preserve">Ikegami N, Yoo BK, Hashimoto H, Matsumoto M, Ogata H, Babazono A, et al.</w:t>
+      </w:r>
+      <w:r>
+        <w:t xml:space="preserve"> </w:t>
+      </w:r>
+      <w:hyperlink r:id="rId66">
+        <w:r>
+          <w:rPr>
+            <w:rStyle w:val="Hyperlink"/>
+          </w:rPr>
+          <w:t xml:space="preserve">Japanese universal health coverage: Evolution, achievements, and challenges</w:t>
+        </w:r>
+      </w:hyperlink>
+      <w:r>
+        <w:t xml:space="preserve">. Lancet. 2011;378(9796):1106–15.</w:t>
+      </w:r>
+      <w:r>
+        <w:t xml:space="preserve"> </w:t>
+      </w:r>
+    </w:p>
+    <w:bookmarkEnd w:id="67"/>
+    <w:bookmarkStart w:id="69" w:name="ref-katoriJapanHealthcareDelivery2024"/>
+    <w:p>
+      <w:pPr>
+        <w:pStyle w:val="Bibliography"/>
+      </w:pPr>
+      <w:r>
+        <w:t xml:space="preserve">10.</w:t>
+      </w:r>
+      <w:r>
+        <w:t xml:space="preserve"> </w:t>
+      </w:r>
+      <w:r>
+        <w:t xml:space="preserve">	</w:t>
+      </w:r>
+      <w:r>
+        <w:t xml:space="preserve">Katori T.</w:t>
+      </w:r>
+      <w:r>
+        <w:t xml:space="preserve"> </w:t>
+      </w:r>
+      <w:hyperlink r:id="rId68">
+        <w:r>
+          <w:rPr>
+            <w:rStyle w:val="Hyperlink"/>
+          </w:rPr>
+          <w:t xml:space="preserve">Japan’s healthcare delivery system: From its historical evolution to the challenges of a super-aged society</w:t>
+        </w:r>
+      </w:hyperlink>
+      <w:r>
+        <w:t xml:space="preserve">. Global Health &amp; Medicine. 2024;6(1):6–12.</w:t>
+      </w:r>
+      <w:r>
+        <w:t xml:space="preserve"> </w:t>
+      </w:r>
+    </w:p>
+    <w:bookmarkEnd w:id="69"/>
+    <w:bookmarkStart w:id="71" w:name="X88943e07fb49dca55f31b6fce7090e1d796e689"/>
+    <w:p>
+      <w:pPr>
+        <w:pStyle w:val="Bibliography"/>
+      </w:pPr>
+      <w:r>
+        <w:t xml:space="preserve">11.</w:t>
+      </w:r>
+      <w:r>
+        <w:t xml:space="preserve"> </w:t>
+      </w:r>
+      <w:r>
+        <w:t xml:space="preserve">	</w:t>
+      </w:r>
+      <w:r>
+        <w:t xml:space="preserve">Ohtera S, Kato G, Ueshima H, Mori Y, Nakatani Y, Nakayama T, et al.</w:t>
+      </w:r>
+      <w:r>
+        <w:t xml:space="preserve"> </w:t>
+      </w:r>
+      <w:hyperlink r:id="rId70">
+        <w:r>
+          <w:rPr>
+            <w:rStyle w:val="Hyperlink"/>
+          </w:rPr>
+          <w:t xml:space="preserve">Variation in utilization of postoperative rehabilitation after total hip arthroplasty in japan</w:t>
+        </w:r>
+      </w:hyperlink>
+      <w:r>
+        <w:t xml:space="preserve">. Archives of Physical Medicine and Rehabilitation. 2024;105(5):850–6.</w:t>
+      </w:r>
+      <w:r>
+        <w:t xml:space="preserve"> </w:t>
+      </w:r>
+    </w:p>
+    <w:bookmarkEnd w:id="71"/>
+    <w:bookmarkStart w:id="73" w:name="Xaf4818d526c6b4aa511e8e14b22f880e16dc81a"/>
+    <w:p>
+      <w:pPr>
+        <w:pStyle w:val="Bibliography"/>
+      </w:pPr>
+      <w:r>
+        <w:t xml:space="preserve">12.</w:t>
+      </w:r>
+      <w:r>
+        <w:t xml:space="preserve"> </w:t>
+      </w:r>
+      <w:r>
+        <w:t xml:space="preserve">	</w:t>
+      </w:r>
+      <w:r>
+        <w:t xml:space="preserve">Morii Y, Abiko K, Ishikawa T, Fujiwara K, Konomura K, Ogasawara K.</w:t>
+      </w:r>
+      <w:r>
+        <w:t xml:space="preserve"> </w:t>
+      </w:r>
+      <w:hyperlink r:id="rId72">
+        <w:r>
+          <w:rPr>
+            <w:rStyle w:val="Hyperlink"/>
+          </w:rPr>
+          <w:t xml:space="preserve">Regional disparity in the provision of rehabilitation services using the open data from the japanese national claims database: An ecological study</w:t>
+        </w:r>
+      </w:hyperlink>
+      <w:r>
+        <w:t xml:space="preserve">. BMJ Open. 2023;13(6):e071670.</w:t>
+      </w:r>
+      <w:r>
+        <w:t xml:space="preserve"> </w:t>
+      </w:r>
+    </w:p>
+    <w:bookmarkEnd w:id="73"/>
+    <w:bookmarkStart w:id="75" w:name="ref-fukudaRegionalVariationMedical2016"/>
+    <w:p>
+      <w:pPr>
+        <w:pStyle w:val="Bibliography"/>
+      </w:pPr>
+      <w:r>
+        <w:t xml:space="preserve">13.</w:t>
+      </w:r>
+      <w:r>
+        <w:t xml:space="preserve"> </w:t>
+      </w:r>
+      <w:r>
+        <w:t xml:space="preserve">	</w:t>
+      </w:r>
+      <w:r>
+        <w:t xml:space="preserve">Jin X, Iwagami M, Sakata N, Mori T, Uda K, Tamiya N.</w:t>
+      </w:r>
+      <w:r>
+        <w:t xml:space="preserve"> </w:t>
+      </w:r>
+      <w:hyperlink r:id="rId74">
+        <w:r>
+          <w:rPr>
+            <w:rStyle w:val="Hyperlink"/>
+          </w:rPr>
+          <w:t xml:space="preserve">Regional variation in long-term care spending in japan</w:t>
+        </w:r>
+      </w:hyperlink>
+      <w:r>
+        <w:t xml:space="preserve">. BMC Public Health. 2022;22(1):1810.</w:t>
+      </w:r>
+      <w:r>
+        <w:t xml:space="preserve"> </w:t>
+      </w:r>
+    </w:p>
+    <w:bookmarkEnd w:id="75"/>
+    <w:bookmarkStart w:id="77" w:name="X3d949bcbeb861f9a79c7716da1d2779c41b725b"/>
+    <w:p>
+      <w:pPr>
+        <w:pStyle w:val="Bibliography"/>
+      </w:pPr>
+      <w:r>
+        <w:t xml:space="preserve">14.</w:t>
+      </w:r>
+      <w:r>
+        <w:t xml:space="preserve"> </w:t>
+      </w:r>
+      <w:r>
+        <w:t xml:space="preserve">	</w:t>
+      </w:r>
+      <w:r>
         <w:t xml:space="preserve">Toyabe S.</w:t>
       </w:r>
       <w:r>
         <w:t xml:space="preserve"> </w:t>
       </w:r>
-      <w:hyperlink r:id="rId60">
+      <w:hyperlink r:id="rId76">
         <w:r>
           <w:rPr>
             <w:rStyle w:val="Hyperlink"/>
@@ -2606,14 +2776,14 @@
         <w:t xml:space="preserve"> </w:t>
       </w:r>
     </w:p>
-    <w:bookmarkEnd w:id="61"/>
-    <w:bookmarkStart w:id="63" w:name="Xda42e65fa55ff7e9c1a6534b047795c29b79ca3"/>
+    <w:bookmarkEnd w:id="77"/>
+    <w:bookmarkStart w:id="79" w:name="X39ba9fb249903292d3d84b19badf2dfdbb1b977"/>
     <w:p>
       <w:pPr>
         <w:pStyle w:val="Bibliography"/>
       </w:pPr>
       <w:r>
-        <w:t xml:space="preserve">8.</w:t>
+        <w:t xml:space="preserve">15.</w:t>
       </w:r>
       <w:r>
         <w:t xml:space="preserve"> </w:t>
@@ -2622,12 +2792,180 @@
         <w:t xml:space="preserve">	</w:t>
       </w:r>
       <w:r>
+        <w:t xml:space="preserve">Hori S, Ushida K, Momosaki R.</w:t>
+      </w:r>
+      <w:r>
+        <w:t xml:space="preserve"> </w:t>
+      </w:r>
+      <w:hyperlink r:id="rId78">
+        <w:r>
+          <w:rPr>
+            <w:rStyle w:val="Hyperlink"/>
+          </w:rPr>
+          <w:t xml:space="preserve">Trends in outpatient rehabilitation practices in japan: Analysis using the national database of health insurance claims open data</w:t>
+        </w:r>
+      </w:hyperlink>
+      <w:r>
+        <w:t xml:space="preserve">. Journal of Rural Medicine. 2022;17(3):125–30.</w:t>
+      </w:r>
+      <w:r>
+        <w:t xml:space="preserve"> </w:t>
+      </w:r>
+    </w:p>
+    <w:bookmarkEnd w:id="79"/>
+    <w:bookmarkStart w:id="81" w:name="ref-itoRegionalDisparitiesCardiac2022"/>
+    <w:p>
+      <w:pPr>
+        <w:pStyle w:val="Bibliography"/>
+      </w:pPr>
+      <w:r>
+        <w:t xml:space="preserve">16.</w:t>
+      </w:r>
+      <w:r>
+        <w:t xml:space="preserve"> </w:t>
+      </w:r>
+      <w:r>
+        <w:t xml:space="preserve">	</w:t>
+      </w:r>
+      <w:r>
+        <w:t xml:space="preserve">Ito T, Kameda I, Fujimoto N, Momosaki R.</w:t>
+      </w:r>
+      <w:r>
+        <w:t xml:space="preserve"> </w:t>
+      </w:r>
+      <w:hyperlink r:id="rId80">
+        <w:r>
+          <w:rPr>
+            <w:rStyle w:val="Hyperlink"/>
+          </w:rPr>
+          <w:t xml:space="preserve">Regional disparities in cardiac rehabilitation volume throughout japan based on open data from a national database of health insurance claims</w:t>
+        </w:r>
+      </w:hyperlink>
+      <w:r>
+        <w:t xml:space="preserve">. Journal of Rural Medicine. 2022;17(4):221–7.</w:t>
+      </w:r>
+      <w:r>
+        <w:t xml:space="preserve"> </w:t>
+      </w:r>
+    </w:p>
+    <w:bookmarkEnd w:id="81"/>
+    <w:bookmarkStart w:id="83" w:name="ref-hayashiNDBOpenDataJapan2018"/>
+    <w:p>
+      <w:pPr>
+        <w:pStyle w:val="Bibliography"/>
+      </w:pPr>
+      <w:r>
+        <w:t xml:space="preserve">17.</w:t>
+      </w:r>
+      <w:r>
+        <w:t xml:space="preserve"> </w:t>
+      </w:r>
+      <w:r>
+        <w:t xml:space="preserve">	</w:t>
+      </w:r>
+      <w:r>
+        <w:t xml:space="preserve">Yasunaga H.</w:t>
+      </w:r>
+      <w:r>
+        <w:t xml:space="preserve"> </w:t>
+      </w:r>
+      <w:hyperlink r:id="rId82">
+        <w:r>
+          <w:rPr>
+            <w:rStyle w:val="Hyperlink"/>
+          </w:rPr>
+          <w:t xml:space="preserve">Updated information on NDB</w:t>
+        </w:r>
+      </w:hyperlink>
+      <w:r>
+        <w:t xml:space="preserve">. Annals of Clinical Epidemiology. 2024;6(3):73–6.</w:t>
+      </w:r>
+      <w:r>
+        <w:t xml:space="preserve"> </w:t>
+      </w:r>
+    </w:p>
+    <w:bookmarkEnd w:id="83"/>
+    <w:bookmarkStart w:id="85" w:name="ref-mhlwNDBOpenData2023"/>
+    <w:p>
+      <w:pPr>
+        <w:pStyle w:val="Bibliography"/>
+      </w:pPr>
+      <w:r>
+        <w:t xml:space="preserve">18.</w:t>
+      </w:r>
+      <w:r>
+        <w:t xml:space="preserve"> </w:t>
+      </w:r>
+      <w:r>
+        <w:t xml:space="preserve">	</w:t>
+      </w:r>
+      <w:r>
+        <w:t xml:space="preserve">Ministry of Health, Labour and Welfare. NDB open data japan (10th release) [Internet]. Ministry of Health, Labour and Welfare, Japan; 2023. Available from:</w:t>
+      </w:r>
+      <w:r>
+        <w:t xml:space="preserve"> </w:t>
+      </w:r>
+      <w:hyperlink r:id="rId84">
+        <w:r>
+          <w:rPr>
+            <w:rStyle w:val="Hyperlink"/>
+          </w:rPr>
+          <w:t xml:space="preserve">https://www.mhlw.go.jp/stf/seisakunitsuite/bunya/0000177182.html</w:t>
+        </w:r>
+      </w:hyperlink>
+    </w:p>
+    <w:bookmarkEnd w:id="85"/>
+    <w:bookmarkStart w:id="87" w:name="ref-statJapanCensus2020"/>
+    <w:p>
+      <w:pPr>
+        <w:pStyle w:val="Bibliography"/>
+      </w:pPr>
+      <w:r>
+        <w:t xml:space="preserve">19.</w:t>
+      </w:r>
+      <w:r>
+        <w:t xml:space="preserve"> </w:t>
+      </w:r>
+      <w:r>
+        <w:t xml:space="preserve">	</w:t>
+      </w:r>
+      <w:r>
+        <w:t xml:space="preserve">Statistics Bureau of Japan. 2020 population census of japan [Internet]. Statistics Bureau, Ministry of Internal Affairs and Communications, Japan; 2021. Available from:</w:t>
+      </w:r>
+      <w:r>
+        <w:t xml:space="preserve"> </w:t>
+      </w:r>
+      <w:hyperlink r:id="rId86">
+        <w:r>
+          <w:rPr>
+            <w:rStyle w:val="Hyperlink"/>
+          </w:rPr>
+          <w:t xml:space="preserve">https://www.stat.go.jp/data/kokusei/2020/</w:t>
+        </w:r>
+      </w:hyperlink>
+    </w:p>
+    <w:bookmarkEnd w:id="87"/>
+    <w:bookmarkStart w:id="89" w:name="Xda42e65fa55ff7e9c1a6534b047795c29b79ca3"/>
+    <w:p>
+      <w:pPr>
+        <w:pStyle w:val="Bibliography"/>
+      </w:pPr>
+      <w:r>
+        <w:t xml:space="preserve">20.</w:t>
+      </w:r>
+      <w:r>
+        <w:t xml:space="preserve"> </w:t>
+      </w:r>
+      <w:r>
+        <w:t xml:space="preserve">	</w:t>
+      </w:r>
+      <w:r>
         <w:t xml:space="preserve">White H.</w:t>
       </w:r>
       <w:r>
         <w:t xml:space="preserve"> </w:t>
       </w:r>
-      <w:hyperlink r:id="rId62">
+      <w:hyperlink r:id="rId88">
         <w:r>
           <w:rPr>
             <w:rStyle w:val="Hyperlink"/>
@@ -2642,14 +2980,14 @@
         <w:t xml:space="preserve"> </w:t>
       </w:r>
     </w:p>
-    <w:bookmarkEnd w:id="63"/>
-    <w:bookmarkStart w:id="65" w:name="ref-moranNotesStatisticalAnalysis1950"/>
+    <w:bookmarkEnd w:id="89"/>
+    <w:bookmarkStart w:id="91" w:name="ref-moranNotesStatisticalAnalysis1950"/>
     <w:p>
       <w:pPr>
         <w:pStyle w:val="Bibliography"/>
       </w:pPr>
       <w:r>
-        <w:t xml:space="preserve">9.</w:t>
+        <w:t xml:space="preserve">21.</w:t>
       </w:r>
       <w:r>
         <w:t xml:space="preserve"> </w:t>
@@ -2663,7 +3001,7 @@
       <w:r>
         <w:t xml:space="preserve"> </w:t>
       </w:r>
-      <w:hyperlink r:id="rId64">
+      <w:hyperlink r:id="rId90">
         <w:r>
           <w:rPr>
             <w:rStyle w:val="Hyperlink"/>
@@ -2678,14 +3016,14 @@
         <w:t xml:space="preserve"> </w:t>
       </w:r>
     </w:p>
-    <w:bookmarkEnd w:id="65"/>
-    <w:bookmarkStart w:id="66" w:name="ref-anselin1988spatial"/>
+    <w:bookmarkEnd w:id="91"/>
+    <w:bookmarkStart w:id="92" w:name="ref-anselin1988spatial"/>
     <w:p>
       <w:pPr>
         <w:pStyle w:val="Bibliography"/>
       </w:pPr>
       <w:r>
-        <w:t xml:space="preserve">10.</w:t>
+        <w:t xml:space="preserve">22.</w:t>
       </w:r>
       <w:r>
         <w:t xml:space="preserve"> </w:t>
@@ -2700,14 +3038,14 @@
         <w:t xml:space="preserve"> </w:t>
       </w:r>
     </w:p>
-    <w:bookmarkEnd w:id="66"/>
-    <w:bookmarkStart w:id="68" w:name="ref-rooneySupplyInducedDemand2019"/>
+    <w:bookmarkEnd w:id="92"/>
+    <w:bookmarkStart w:id="94" w:name="ref-kanekiJapaneseFermentedSoybean2001"/>
     <w:p>
       <w:pPr>
         <w:pStyle w:val="Bibliography"/>
       </w:pPr>
       <w:r>
-        <w:t xml:space="preserve">11.</w:t>
+        <w:t xml:space="preserve">23.</w:t>
       </w:r>
       <w:r>
         <w:t xml:space="preserve"> </w:t>
@@ -2716,34 +3054,34 @@
         <w:t xml:space="preserve">	</w:t>
       </w:r>
       <w:r>
-        <w:t xml:space="preserve">Rooney K, Millar AN.</w:t>
-      </w:r>
-      <w:r>
-        <w:t xml:space="preserve"> </w:t>
-      </w:r>
-      <w:hyperlink r:id="rId67">
+        <w:t xml:space="preserve">Kaneki M, Hodges SJ, Hosoi T, Fujiwara S, Lyons A, Crean SJ, et al.</w:t>
+      </w:r>
+      <w:r>
+        <w:t xml:space="preserve"> </w:t>
+      </w:r>
+      <w:hyperlink r:id="rId93">
         <w:r>
           <w:rPr>
             <w:rStyle w:val="Hyperlink"/>
           </w:rPr>
-          <w:t xml:space="preserve">Supply-induced demand in medical care: A review of the evidence</w:t>
+          <w:t xml:space="preserve">Japanese fermented soybean food as the major determinant of the large geographic difference in circulating levels of vitamin K2: Possible implications for hip-fracture risk</w:t>
         </w:r>
       </w:hyperlink>
       <w:r>
-        <w:t xml:space="preserve">. BMC Health Services Research. 2019;19(1):350.</w:t>
-      </w:r>
-      <w:r>
-        <w:t xml:space="preserve"> </w:t>
-      </w:r>
-    </w:p>
-    <w:bookmarkEnd w:id="68"/>
-    <w:bookmarkStart w:id="70" w:name="ref-sherringtonExercisePreventsHip2008"/>
+        <w:t xml:space="preserve">. Nutrition. 2001;17(4):315–21.</w:t>
+      </w:r>
+      <w:r>
+        <w:t xml:space="preserve"> </w:t>
+      </w:r>
+    </w:p>
+    <w:bookmarkEnd w:id="94"/>
+    <w:bookmarkStart w:id="96" w:name="ref-sekimotoSupplierInducedDemand2015"/>
     <w:p>
       <w:pPr>
         <w:pStyle w:val="Bibliography"/>
       </w:pPr>
       <w:r>
-        <w:t xml:space="preserve">12.</w:t>
+        <w:t xml:space="preserve">24.</w:t>
       </w:r>
       <w:r>
         <w:t xml:space="preserve"> </w:t>
@@ -2752,12 +3090,192 @@
         <w:t xml:space="preserve">	</w:t>
       </w:r>
       <w:r>
+        <w:t xml:space="preserve">Sekimoto M, Ii M.</w:t>
+      </w:r>
+      <w:r>
+        <w:t xml:space="preserve"> </w:t>
+      </w:r>
+      <w:hyperlink r:id="rId95">
+        <w:r>
+          <w:rPr>
+            <w:rStyle w:val="Hyperlink"/>
+          </w:rPr>
+          <w:t xml:space="preserve">Supplier-induced demand for chronic disease care in japan: Multilevel analysis of the association between physician density and physician-patient encounter frequency</w:t>
+        </w:r>
+      </w:hyperlink>
+      <w:r>
+        <w:t xml:space="preserve">. Value in Health Regional Issues. 2015;6:103–10.</w:t>
+      </w:r>
+      <w:r>
+        <w:t xml:space="preserve"> </w:t>
+      </w:r>
+    </w:p>
+    <w:bookmarkEnd w:id="96"/>
+    <w:bookmarkStart w:id="98" w:name="ref-katoAssociationPhysiatrists2022"/>
+    <w:p>
+      <w:pPr>
+        <w:pStyle w:val="Bibliography"/>
+      </w:pPr>
+      <w:r>
+        <w:t xml:space="preserve">25.</w:t>
+      </w:r>
+      <w:r>
+        <w:t xml:space="preserve"> </w:t>
+      </w:r>
+      <w:r>
+        <w:t xml:space="preserve">	</w:t>
+      </w:r>
+      <w:r>
+        <w:t xml:space="preserve">Kato Y, Shimizu M, Hori S, Ushida K, Yamamoto Y, Muramatsu K, et al.</w:t>
+      </w:r>
+      <w:r>
+        <w:t xml:space="preserve"> </w:t>
+      </w:r>
+      <w:hyperlink r:id="rId97">
+        <w:r>
+          <w:rPr>
+            <w:rStyle w:val="Hyperlink"/>
+          </w:rPr>
+          <w:t xml:space="preserve">Association between the number of board-certified physiatrists and volume of rehabilitation provided in japan: An ecological study</w:t>
+        </w:r>
+      </w:hyperlink>
+      <w:r>
+        <w:t xml:space="preserve">. Journal of Rural Medicine. 2022;17(2):73–8.</w:t>
+      </w:r>
+      <w:r>
+        <w:t xml:space="preserve"> </w:t>
+      </w:r>
+    </w:p>
+    <w:bookmarkEnd w:id="98"/>
+    <w:bookmarkStart w:id="100" w:name="ref-sutoLiteratureReviewNDB2023"/>
+    <w:p>
+      <w:pPr>
+        <w:pStyle w:val="Bibliography"/>
+      </w:pPr>
+      <w:r>
+        <w:t xml:space="preserve">26.</w:t>
+      </w:r>
+      <w:r>
+        <w:t xml:space="preserve"> </w:t>
+      </w:r>
+      <w:r>
+        <w:t xml:space="preserve">	</w:t>
+      </w:r>
+      <w:r>
+        <w:t xml:space="preserve">Suto M, Iba A, Sugiyama T, Kodama T, Takegami M, Taguchi R, et al.</w:t>
+      </w:r>
+      <w:r>
+        <w:t xml:space="preserve"> </w:t>
+      </w:r>
+      <w:hyperlink r:id="rId99">
+        <w:r>
+          <w:rPr>
+            <w:rStyle w:val="Hyperlink"/>
+          </w:rPr>
+          <w:t xml:space="preserve">Literature review of studies using the national database of the health insurance claims of japan (NDB): Limitations and strategies in using the NDB for research</w:t>
+        </w:r>
+      </w:hyperlink>
+      <w:r>
+        <w:t xml:space="preserve">. JMA Journal. 2024;7(1):10–20.</w:t>
+      </w:r>
+      <w:r>
+        <w:t xml:space="preserve"> </w:t>
+      </w:r>
+    </w:p>
+    <w:bookmarkEnd w:id="100"/>
+    <w:bookmarkStart w:id="102" w:name="ref-tanihara2011urbanization"/>
+    <w:p>
+      <w:pPr>
+        <w:pStyle w:val="Bibliography"/>
+      </w:pPr>
+      <w:r>
+        <w:t xml:space="preserve">27.</w:t>
+      </w:r>
+      <w:r>
+        <w:t xml:space="preserve"> </w:t>
+      </w:r>
+      <w:r>
+        <w:t xml:space="preserve">	</w:t>
+      </w:r>
+      <w:r>
+        <w:t xml:space="preserve">Tanihara S, Kobayashi Y, Une H, Kawachi I.</w:t>
+      </w:r>
+      <w:r>
+        <w:t xml:space="preserve"> </w:t>
+      </w:r>
+      <w:hyperlink r:id="rId101">
+        <w:r>
+          <w:rPr>
+            <w:rStyle w:val="Hyperlink"/>
+          </w:rPr>
+          <w:t xml:space="preserve">Urbanization and physician maldistribution: A longitudinal study in japan</w:t>
+        </w:r>
+      </w:hyperlink>
+      <w:r>
+        <w:t xml:space="preserve">. BMC Health Services Research. 2011;11:260.</w:t>
+      </w:r>
+      <w:r>
+        <w:t xml:space="preserve"> </w:t>
+      </w:r>
+    </w:p>
+    <w:bookmarkEnd w:id="102"/>
+    <w:bookmarkStart w:id="104" w:name="ref-kidoInterprefecturalDisparity2023"/>
+    <w:p>
+      <w:pPr>
+        <w:pStyle w:val="Bibliography"/>
+      </w:pPr>
+      <w:r>
+        <w:t xml:space="preserve">28.</w:t>
+      </w:r>
+      <w:r>
+        <w:t xml:space="preserve"> </w:t>
+      </w:r>
+      <w:r>
+        <w:t xml:space="preserve">	</w:t>
+      </w:r>
+      <w:r>
+        <w:t xml:space="preserve">Kido M, Ikoma K, Kobayashi Y, Maki M, Ohashi S, Shoda K, et al.</w:t>
+      </w:r>
+      <w:r>
+        <w:t xml:space="preserve"> </w:t>
+      </w:r>
+      <w:hyperlink r:id="rId103">
+        <w:r>
+          <w:rPr>
+            <w:rStyle w:val="Hyperlink"/>
+          </w:rPr>
+          <w:t xml:space="preserve">The inter-prefectural regional disparity of healthcare resources and representative surgical procedures in orthopaedics and general surgery: A nationwide study in japan during 2015–2019</w:t>
+        </w:r>
+      </w:hyperlink>
+      <w:r>
+        <w:t xml:space="preserve">. BMC Musculoskeletal Disorders. 2023;24(1):726.</w:t>
+      </w:r>
+      <w:r>
+        <w:t xml:space="preserve"> </w:t>
+      </w:r>
+    </w:p>
+    <w:bookmarkEnd w:id="104"/>
+    <w:bookmarkStart w:id="106" w:name="ref-sherringtonExercisePreventsHip2008"/>
+    <w:p>
+      <w:pPr>
+        <w:pStyle w:val="Bibliography"/>
+      </w:pPr>
+      <w:r>
+        <w:t xml:space="preserve">29.</w:t>
+      </w:r>
+      <w:r>
+        <w:t xml:space="preserve"> </w:t>
+      </w:r>
+      <w:r>
+        <w:t xml:space="preserve">	</w:t>
+      </w:r>
+      <w:r>
         <w:t xml:space="preserve">Sherrington C, Whitney JC, Lord SR, Herbert RD, Cumming RG, Close JCT.</w:t>
       </w:r>
       <w:r>
         <w:t xml:space="preserve"> </w:t>
       </w:r>
-      <w:hyperlink r:id="rId69">
+      <w:hyperlink r:id="rId105">
         <w:r>
           <w:rPr>
             <w:rStyle w:val="Hyperlink"/>
@@ -2772,14 +3290,14 @@
         <w:t xml:space="preserve"> </w:t>
       </w:r>
     </w:p>
-    <w:bookmarkEnd w:id="70"/>
-    <w:bookmarkStart w:id="72" w:name="ref-riceEcologicalStudiesLimitations1994"/>
+    <w:bookmarkEnd w:id="106"/>
+    <w:bookmarkStart w:id="108" w:name="Xe0029afb590f9255466885d572eb24327155e0d"/>
     <w:p>
       <w:pPr>
         <w:pStyle w:val="Bibliography"/>
       </w:pPr>
       <w:r>
-        <w:t xml:space="preserve">13.</w:t>
+        <w:t xml:space="preserve">30.</w:t>
       </w:r>
       <w:r>
         <w:t xml:space="preserve"> </w:t>
@@ -2788,28 +3306,136 @@
         <w:t xml:space="preserve">	</w:t>
       </w:r>
       <w:r>
-        <w:t xml:space="preserve">Piantadosi S, Byar DP, Green SB.</w:t>
-      </w:r>
-      <w:r>
-        <w:t xml:space="preserve"> </w:t>
-      </w:r>
-      <w:hyperlink r:id="rId71">
+        <w:t xml:space="preserve">Ottenbacher KJ, Smith PM, Illig SB, Linn RT, Gonzales VA, Ostir GV, et al.</w:t>
+      </w:r>
+      <w:r>
+        <w:t xml:space="preserve"> </w:t>
+      </w:r>
+      <w:hyperlink r:id="rId107">
         <w:r>
           <w:rPr>
             <w:rStyle w:val="Hyperlink"/>
           </w:rPr>
-          <w:t xml:space="preserve">Ecological studies: Use, limitations and interpretation</w:t>
+          <w:t xml:space="preserve">Disparity in health services and outcomes for persons with hip fracture and lower extremity joint replacement</w:t>
         </w:r>
       </w:hyperlink>
       <w:r>
-        <w:t xml:space="preserve">. Biometrics. 1988;44(4):1049–57.</w:t>
-      </w:r>
-      <w:r>
-        <w:t xml:space="preserve"> </w:t>
-      </w:r>
-    </w:p>
-    <w:bookmarkEnd w:id="72"/>
-    <w:bookmarkEnd w:id="73"/>
+        <w:t xml:space="preserve">. Medical Care. 2003;41(2):232–41.</w:t>
+      </w:r>
+      <w:r>
+        <w:t xml:space="preserve"> </w:t>
+      </w:r>
+    </w:p>
+    <w:bookmarkEnd w:id="108"/>
+    <w:bookmarkStart w:id="110" w:name="ref-robinsonEcologicalCorrelations1950"/>
+    <w:p>
+      <w:pPr>
+        <w:pStyle w:val="Bibliography"/>
+      </w:pPr>
+      <w:r>
+        <w:t xml:space="preserve">31.</w:t>
+      </w:r>
+      <w:r>
+        <w:t xml:space="preserve"> </w:t>
+      </w:r>
+      <w:r>
+        <w:t xml:space="preserve">	</w:t>
+      </w:r>
+      <w:r>
+        <w:t xml:space="preserve">Robinson WS.</w:t>
+      </w:r>
+      <w:r>
+        <w:t xml:space="preserve"> </w:t>
+      </w:r>
+      <w:hyperlink r:id="rId109">
+        <w:r>
+          <w:rPr>
+            <w:rStyle w:val="Hyperlink"/>
+          </w:rPr>
+          <w:t xml:space="preserve">Ecological correlations and the behavior of individuals</w:t>
+        </w:r>
+      </w:hyperlink>
+      <w:r>
+        <w:t xml:space="preserve">. American Sociological Review. 1950;15(3):351–7.</w:t>
+      </w:r>
+      <w:r>
+        <w:t xml:space="preserve"> </w:t>
+      </w:r>
+    </w:p>
+    <w:bookmarkEnd w:id="110"/>
+    <w:bookmarkStart w:id="112" w:name="ref-piantadosiEcologicalStudies1988"/>
+    <w:p>
+      <w:pPr>
+        <w:pStyle w:val="Bibliography"/>
+      </w:pPr>
+      <w:r>
+        <w:t xml:space="preserve">32.</w:t>
+      </w:r>
+      <w:r>
+        <w:t xml:space="preserve"> </w:t>
+      </w:r>
+      <w:r>
+        <w:t xml:space="preserve">	</w:t>
+      </w:r>
+      <w:r>
+        <w:t xml:space="preserve">Piantadosi S, Byar DP, Green SB.</w:t>
+      </w:r>
+      <w:r>
+        <w:t xml:space="preserve"> </w:t>
+      </w:r>
+      <w:hyperlink r:id="rId111">
+        <w:r>
+          <w:rPr>
+            <w:rStyle w:val="Hyperlink"/>
+          </w:rPr>
+          <w:t xml:space="preserve">The ecological fallacy</w:t>
+        </w:r>
+      </w:hyperlink>
+      <w:r>
+        <w:t xml:space="preserve">. American Journal of Epidemiology. 1988;127(5):893–904.</w:t>
+      </w:r>
+      <w:r>
+        <w:t xml:space="preserve"> </w:t>
+      </w:r>
+    </w:p>
+    <w:bookmarkEnd w:id="112"/>
+    <w:bookmarkStart w:id="114" w:name="X10c2b93693f7f500a807bee5ad986d9e009c666"/>
+    <w:p>
+      <w:pPr>
+        <w:pStyle w:val="Bibliography"/>
+      </w:pPr>
+      <w:r>
+        <w:t xml:space="preserve">33.</w:t>
+      </w:r>
+      <w:r>
+        <w:t xml:space="preserve"> </w:t>
+      </w:r>
+      <w:r>
+        <w:t xml:space="preserve">	</w:t>
+      </w:r>
+      <w:r>
+        <w:t xml:space="preserve">Mera BJ, Choubey AS, Drake BA, Paladino LP, Gonzalez MH.</w:t>
+      </w:r>
+      <w:r>
+        <w:t xml:space="preserve"> </w:t>
+      </w:r>
+      <w:hyperlink r:id="rId113">
+        <w:r>
+          <w:rPr>
+            <w:rStyle w:val="Hyperlink"/>
+          </w:rPr>
+          <w:t xml:space="preserve">Socioeconomic disparities in geographic access to physical and occupational therapy services in the united states: A correlation with area deprivation and social vulnerability indices</w:t>
+        </w:r>
+      </w:hyperlink>
+      <w:r>
+        <w:t xml:space="preserve">. JAAOS Global Research &amp; Reviews. 2026;10(2):e25.00138.</w:t>
+      </w:r>
+      <w:r>
+        <w:t xml:space="preserve"> </w:t>
+      </w:r>
+    </w:p>
+    <w:bookmarkEnd w:id="114"/>
+    <w:bookmarkEnd w:id="115"/>
     <w:p>
       <w:r>
         <w:pict>
@@ -2817,14 +3443,433 @@
         </w:pict>
       </w:r>
     </w:p>
-    <w:bookmarkEnd w:id="74"/>
-    <w:bookmarkStart w:id="75" w:name="figure-captions"/>
+    <w:bookmarkEnd w:id="116"/>
+    <w:bookmarkStart w:id="117" w:name="tables"/>
     <w:p>
       <w:pPr>
         <w:pStyle w:val="Heading1"/>
       </w:pPr>
       <w:r>
-        <w:t xml:space="preserve">Figure Captions</w:t>
+        <w:t xml:space="preserve">Tables</w:t>
+      </w:r>
+    </w:p>
+    <w:p>
+      <w:pPr>
+        <w:pStyle w:val="FirstParagraph"/>
+      </w:pPr>
+      <w:r>
+        <w:rPr>
+          <w:b/>
+          <w:bCs/>
+        </w:rPr>
+        <w:t xml:space="preserve">Table 1.</w:t>
+      </w:r>
+      <w:r>
+        <w:t xml:space="preserve"> </w:t>
+      </w:r>
+      <w:r>
+        <w:t xml:space="preserve">Descriptive statistics of prefecture-level variables (N = 47 prefectures).</w:t>
+      </w:r>
+    </w:p>
+    <w:tbl>
+      <w:tblPr>
+        <w:tblStyle w:val="Table"/>
+        <w:tblW w:type="auto" w:w="0"/>
+        <w:tblLook w:firstRow="1" w:lastRow="0" w:firstColumn="0" w:lastColumn="0" w:noHBand="0" w:noVBand="0" w:val="0020"/>
+      </w:tblPr>
+      <w:tblGrid>
+        <w:gridCol w:w="1980"/>
+        <w:gridCol w:w="1980"/>
+        <w:gridCol w:w="1980"/>
+        <w:gridCol w:w="1980"/>
+      </w:tblGrid>
+      <w:tr>
+        <w:trPr>
+          <w:tblHeader w:val="on"/>
+        </w:trPr>
+        <w:tc>
+          <w:tcPr/>
+          <w:p>
+            <w:pPr>
+              <w:pStyle w:val="Compact"/>
+            </w:pPr>
+            <w:r>
+              <w:t xml:space="preserve">Variable</w:t>
+            </w:r>
+          </w:p>
+        </w:tc>
+        <w:tc>
+          <w:tcPr/>
+          <w:p>
+            <w:pPr>
+              <w:pStyle w:val="Compact"/>
+            </w:pPr>
+            <w:r>
+              <w:t xml:space="preserve">Mean (SD)</w:t>
+            </w:r>
+          </w:p>
+        </w:tc>
+        <w:tc>
+          <w:tcPr/>
+          <w:p>
+            <w:pPr>
+              <w:pStyle w:val="Compact"/>
+            </w:pPr>
+            <w:r>
+              <w:t xml:space="preserve">Min</w:t>
+            </w:r>
+          </w:p>
+        </w:tc>
+        <w:tc>
+          <w:tcPr/>
+          <w:p>
+            <w:pPr>
+              <w:pStyle w:val="Compact"/>
+            </w:pPr>
+            <w:r>
+              <w:t xml:space="preserve">Max</w:t>
+            </w:r>
+          </w:p>
+        </w:tc>
+      </w:tr>
+      <w:tr>
+        <w:tc>
+          <w:tcPr/>
+          <w:p>
+            <w:pPr>
+              <w:pStyle w:val="Compact"/>
+            </w:pPr>
+            <w:r>
+              <w:t xml:space="preserve">Rehab total rate (per 100,000)</w:t>
+            </w:r>
+          </w:p>
+        </w:tc>
+        <w:tc>
+          <w:tcPr/>
+          <w:p>
+            <w:pPr>
+              <w:pStyle w:val="Compact"/>
+            </w:pPr>
+            <w:r>
+              <w:t xml:space="preserve">88,389 (35,945)</w:t>
+            </w:r>
+          </w:p>
+        </w:tc>
+        <w:tc>
+          <w:tcPr/>
+          <w:p>
+            <w:pPr>
+              <w:pStyle w:val="Compact"/>
+            </w:pPr>
+            <w:r>
+              <w:t xml:space="preserve">27,183</w:t>
+            </w:r>
+          </w:p>
+        </w:tc>
+        <w:tc>
+          <w:tcPr/>
+          <w:p>
+            <w:pPr>
+              <w:pStyle w:val="Compact"/>
+            </w:pPr>
+            <w:r>
+              <w:t xml:space="preserve">183,490</w:t>
+            </w:r>
+          </w:p>
+        </w:tc>
+      </w:tr>
+      <w:tr>
+        <w:tc>
+          <w:tcPr/>
+          <w:p>
+            <w:pPr>
+              <w:pStyle w:val="Compact"/>
+            </w:pPr>
+            <w:r>
+              <w:t xml:space="preserve">H002 rate (per 100,000)</w:t>
+            </w:r>
+          </w:p>
+        </w:tc>
+        <w:tc>
+          <w:tcPr/>
+          <w:p>
+            <w:pPr>
+              <w:pStyle w:val="Compact"/>
+            </w:pPr>
+            <w:r>
+              <w:t xml:space="preserve">73,892 (30,905)</w:t>
+            </w:r>
+          </w:p>
+        </w:tc>
+        <w:tc>
+          <w:tcPr/>
+          <w:p>
+            <w:pPr>
+              <w:pStyle w:val="Compact"/>
+            </w:pPr>
+            <w:r>
+              <w:t xml:space="preserve">22,472</w:t>
+            </w:r>
+          </w:p>
+        </w:tc>
+        <w:tc>
+          <w:tcPr/>
+          <w:p>
+            <w:pPr>
+              <w:pStyle w:val="Compact"/>
+            </w:pPr>
+            <w:r>
+              <w:t xml:space="preserve">158,473</w:t>
+            </w:r>
+          </w:p>
+        </w:tc>
+      </w:tr>
+      <w:tr>
+        <w:tc>
+          <w:tcPr/>
+          <w:p>
+            <w:pPr>
+              <w:pStyle w:val="Compact"/>
+            </w:pPr>
+            <w:r>
+              <w:t xml:space="preserve">H003 rate (per 100,000)</w:t>
+            </w:r>
+          </w:p>
+        </w:tc>
+        <w:tc>
+          <w:tcPr/>
+          <w:p>
+            <w:pPr>
+              <w:pStyle w:val="Compact"/>
+            </w:pPr>
+            <w:r>
+              <w:t xml:space="preserve">278 (299)</w:t>
+            </w:r>
+          </w:p>
+        </w:tc>
+        <w:tc>
+          <w:tcPr/>
+          <w:p>
+            <w:pPr>
+              <w:pStyle w:val="Compact"/>
+            </w:pPr>
+            <w:r>
+              <w:t xml:space="preserve">0</w:t>
+            </w:r>
+          </w:p>
+        </w:tc>
+        <w:tc>
+          <w:tcPr/>
+          <w:p>
+            <w:pPr>
+              <w:pStyle w:val="Compact"/>
+            </w:pPr>
+            <w:r>
+              <w:t xml:space="preserve">1,401</w:t>
+            </w:r>
+          </w:p>
+        </w:tc>
+      </w:tr>
+      <w:tr>
+        <w:tc>
+          <w:tcPr/>
+          <w:p>
+            <w:pPr>
+              <w:pStyle w:val="Compact"/>
+            </w:pPr>
+            <w:r>
+              <w:t xml:space="preserve">Hip fracture rate (per 100,000)</w:t>
+            </w:r>
+          </w:p>
+        </w:tc>
+        <w:tc>
+          <w:tcPr/>
+          <w:p>
+            <w:pPr>
+              <w:pStyle w:val="Compact"/>
+            </w:pPr>
+            <w:r>
+              <w:t xml:space="preserve">254.0 (37.6)</w:t>
+            </w:r>
+          </w:p>
+        </w:tc>
+        <w:tc>
+          <w:tcPr/>
+          <w:p>
+            <w:pPr>
+              <w:pStyle w:val="Compact"/>
+            </w:pPr>
+            <w:r>
+              <w:t xml:space="preserve">167.6</w:t>
+            </w:r>
+          </w:p>
+        </w:tc>
+        <w:tc>
+          <w:tcPr/>
+          <w:p>
+            <w:pPr>
+              <w:pStyle w:val="Compact"/>
+            </w:pPr>
+            <w:r>
+              <w:t xml:space="preserve">329.6</w:t>
+            </w:r>
+          </w:p>
+        </w:tc>
+      </w:tr>
+      <w:tr>
+        <w:tc>
+          <w:tcPr/>
+          <w:p>
+            <w:pPr>
+              <w:pStyle w:val="Compact"/>
+            </w:pPr>
+            <w:r>
+              <w:t xml:space="preserve">THA rate (per 100,000)</w:t>
+            </w:r>
+          </w:p>
+        </w:tc>
+        <w:tc>
+          <w:tcPr/>
+          <w:p>
+            <w:pPr>
+              <w:pStyle w:val="Compact"/>
+            </w:pPr>
+            <w:r>
+              <w:t xml:space="preserve">70.1 (11.4)</w:t>
+            </w:r>
+          </w:p>
+        </w:tc>
+        <w:tc>
+          <w:tcPr/>
+          <w:p>
+            <w:pPr>
+              <w:pStyle w:val="Compact"/>
+            </w:pPr>
+            <w:r>
+              <w:t xml:space="preserve">41.0</w:t>
+            </w:r>
+          </w:p>
+        </w:tc>
+        <w:tc>
+          <w:tcPr/>
+          <w:p>
+            <w:pPr>
+              <w:pStyle w:val="Compact"/>
+            </w:pPr>
+            <w:r>
+              <w:t xml:space="preserve">91.0</w:t>
+            </w:r>
+          </w:p>
+        </w:tc>
+      </w:tr>
+      <w:tr>
+        <w:tc>
+          <w:tcPr/>
+          <w:p>
+            <w:pPr>
+              <w:pStyle w:val="Compact"/>
+            </w:pPr>
+            <w:r>
+              <w:t xml:space="preserve">Aging rate (%)</w:t>
+            </w:r>
+          </w:p>
+        </w:tc>
+        <w:tc>
+          <w:tcPr/>
+          <w:p>
+            <w:pPr>
+              <w:pStyle w:val="Compact"/>
+            </w:pPr>
+            <w:r>
+              <w:t xml:space="preserve">30.7 (3.1)</w:t>
+            </w:r>
+          </w:p>
+        </w:tc>
+        <w:tc>
+          <w:tcPr/>
+          <w:p>
+            <w:pPr>
+              <w:pStyle w:val="Compact"/>
+            </w:pPr>
+            <w:r>
+              <w:t xml:space="preserve">22.6</w:t>
+            </w:r>
+          </w:p>
+        </w:tc>
+        <w:tc>
+          <w:tcPr/>
+          <w:p>
+            <w:pPr>
+              <w:pStyle w:val="Compact"/>
+            </w:pPr>
+            <w:r>
+              <w:t xml:space="preserve">36.4</w:t>
+            </w:r>
+          </w:p>
+        </w:tc>
+      </w:tr>
+      <w:tr>
+        <w:tc>
+          <w:tcPr/>
+          <w:p>
+            <w:pPr>
+              <w:pStyle w:val="Compact"/>
+            </w:pPr>
+            <w:r>
+              <w:t xml:space="preserve">Population density (per km²)</w:t>
+            </w:r>
+          </w:p>
+        </w:tc>
+        <w:tc>
+          <w:tcPr/>
+          <w:p>
+            <w:pPr>
+              <w:pStyle w:val="Compact"/>
+            </w:pPr>
+            <w:r>
+              <w:t xml:space="preserve">657 (1,223)</w:t>
+            </w:r>
+          </w:p>
+        </w:tc>
+        <w:tc>
+          <w:tcPr/>
+          <w:p>
+            <w:pPr>
+              <w:pStyle w:val="Compact"/>
+            </w:pPr>
+            <w:r>
+              <w:t xml:space="preserve">62.6</w:t>
+            </w:r>
+          </w:p>
+        </w:tc>
+        <w:tc>
+          <w:tcPr/>
+          <w:p>
+            <w:pPr>
+              <w:pStyle w:val="Compact"/>
+            </w:pPr>
+            <w:r>
+              <w:t xml:space="preserve">6,403</w:t>
+            </w:r>
+          </w:p>
+        </w:tc>
+      </w:tr>
+    </w:tbl>
+    <w:p>
+      <w:r>
+        <w:pict>
+          <v:rect style="width:0;height:1.5pt" o:hralign="center" o:hrstd="t" o:hr="t"/>
+        </w:pict>
+      </w:r>
+    </w:p>
+    <w:bookmarkEnd w:id="117"/>
+    <w:bookmarkStart w:id="139" w:name="figures"/>
+    <w:p>
+      <w:pPr>
+        <w:pStyle w:val="Heading1"/>
+      </w:pPr>
+      <w:r>
+        <w:t xml:space="preserve">Figures</w:t>
       </w:r>
     </w:p>
     <w:p>
@@ -2847,7 +3892,69 @@
     </w:p>
     <w:p>
       <w:pPr>
-        <w:pStyle w:val="BodyText"/>
+        <w:pStyle w:val="CaptionedFigure"/>
+      </w:pPr>
+      <w:r>
+        <w:drawing>
+          <wp:inline>
+            <wp:extent cx="5284559" cy="6101096"/>
+            <wp:effectExtent b="0" l="0" r="0" t="0"/>
+            <wp:docPr descr="Figure 1. Choropleth map of rehabilitation total claim rates" title="" id="119" name="Picture"/>
+            <a:graphic>
+              <a:graphicData uri="http://schemas.openxmlformats.org/drawingml/2006/picture">
+                <pic:pic>
+                  <pic:nvPicPr>
+                    <pic:cNvPr descr="../03_Analysis/results/figures/fig1_choropleth_rehab_rate.png" id="120" name="Picture"/>
+                    <pic:cNvPicPr>
+                      <a:picLocks noChangeArrowheads="1" noChangeAspect="1"/>
+                    </pic:cNvPicPr>
+                  </pic:nvPicPr>
+                  <pic:blipFill>
+                    <a:blip r:embed="rId118"/>
+                    <a:stretch>
+                      <a:fillRect/>
+                    </a:stretch>
+                  </pic:blipFill>
+                  <pic:spPr bwMode="auto">
+                    <a:xfrm>
+                      <a:off x="0" y="0"/>
+                      <a:ext cx="5284559" cy="6101096"/>
+                    </a:xfrm>
+                    <a:prstGeom prst="rect">
+                      <a:avLst/>
+                    </a:prstGeom>
+                    <a:noFill/>
+                    <a:ln w="9525">
+                      <a:noFill/>
+                      <a:headEnd/>
+                      <a:tailEnd/>
+                    </a:ln>
+                  </pic:spPr>
+                </pic:pic>
+              </a:graphicData>
+            </a:graphic>
+          </wp:inline>
+        </w:drawing>
+      </w:r>
+    </w:p>
+    <w:p>
+      <w:pPr>
+        <w:pStyle w:val="ImageCaption"/>
+      </w:pPr>
+      <w:r>
+        <w:t xml:space="preserve">Figure 1. Choropleth map of rehabilitation total claim rates</w:t>
+      </w:r>
+    </w:p>
+    <w:p>
+      <w:r>
+        <w:pict>
+          <v:rect style="width:0;height:1.5pt" o:hralign="center" o:hrstd="t" o:hr="t"/>
+        </w:pict>
+      </w:r>
+    </w:p>
+    <w:p>
+      <w:pPr>
+        <w:pStyle w:val="FirstParagraph"/>
       </w:pPr>
       <w:r>
         <w:rPr>
@@ -2865,7 +3972,69 @@
     </w:p>
     <w:p>
       <w:pPr>
-        <w:pStyle w:val="BodyText"/>
+        <w:pStyle w:val="CaptionedFigure"/>
+      </w:pPr>
+      <w:r>
+        <w:drawing>
+          <wp:inline>
+            <wp:extent cx="5159173" cy="6101096"/>
+            <wp:effectExtent b="0" l="0" r="0" t="0"/>
+            <wp:docPr descr="Figure 2. Choropleth map of hip fracture surgery rates" title="" id="122" name="Picture"/>
+            <a:graphic>
+              <a:graphicData uri="http://schemas.openxmlformats.org/drawingml/2006/picture">
+                <pic:pic>
+                  <pic:nvPicPr>
+                    <pic:cNvPr descr="../03_Analysis/results/figures/fig2_choropleth_fracture_rate.png" id="123" name="Picture"/>
+                    <pic:cNvPicPr>
+                      <a:picLocks noChangeArrowheads="1" noChangeAspect="1"/>
+                    </pic:cNvPicPr>
+                  </pic:nvPicPr>
+                  <pic:blipFill>
+                    <a:blip r:embed="rId121"/>
+                    <a:stretch>
+                      <a:fillRect/>
+                    </a:stretch>
+                  </pic:blipFill>
+                  <pic:spPr bwMode="auto">
+                    <a:xfrm>
+                      <a:off x="0" y="0"/>
+                      <a:ext cx="5159173" cy="6101096"/>
+                    </a:xfrm>
+                    <a:prstGeom prst="rect">
+                      <a:avLst/>
+                    </a:prstGeom>
+                    <a:noFill/>
+                    <a:ln w="9525">
+                      <a:noFill/>
+                      <a:headEnd/>
+                      <a:tailEnd/>
+                    </a:ln>
+                  </pic:spPr>
+                </pic:pic>
+              </a:graphicData>
+            </a:graphic>
+          </wp:inline>
+        </w:drawing>
+      </w:r>
+    </w:p>
+    <w:p>
+      <w:pPr>
+        <w:pStyle w:val="ImageCaption"/>
+      </w:pPr>
+      <w:r>
+        <w:t xml:space="preserve">Figure 2. Choropleth map of hip fracture surgery rates</w:t>
+      </w:r>
+    </w:p>
+    <w:p>
+      <w:r>
+        <w:pict>
+          <v:rect style="width:0;height:1.5pt" o:hralign="center" o:hrstd="t" o:hr="t"/>
+        </w:pict>
+      </w:r>
+    </w:p>
+    <w:p>
+      <w:pPr>
+        <w:pStyle w:val="FirstParagraph"/>
       </w:pPr>
       <w:r>
         <w:rPr>
@@ -2883,7 +4052,69 @@
     </w:p>
     <w:p>
       <w:pPr>
-        <w:pStyle w:val="BodyText"/>
+        <w:pStyle w:val="CaptionedFigure"/>
+      </w:pPr>
+      <w:r>
+        <w:drawing>
+          <wp:inline>
+            <wp:extent cx="5334000" cy="4339785"/>
+            <wp:effectExtent b="0" l="0" r="0" t="0"/>
+            <wp:docPr descr="Figure 3. Scatter plot of rehabilitation rate vs hip fracture rate" title="" id="125" name="Picture"/>
+            <a:graphic>
+              <a:graphicData uri="http://schemas.openxmlformats.org/drawingml/2006/picture">
+                <pic:pic>
+                  <pic:nvPicPr>
+                    <pic:cNvPr descr="../03_Analysis/results/figures/fig3_scatter_rehab_fracture.png" id="126" name="Picture"/>
+                    <pic:cNvPicPr>
+                      <a:picLocks noChangeArrowheads="1" noChangeAspect="1"/>
+                    </pic:cNvPicPr>
+                  </pic:nvPicPr>
+                  <pic:blipFill>
+                    <a:blip r:embed="rId124"/>
+                    <a:stretch>
+                      <a:fillRect/>
+                    </a:stretch>
+                  </pic:blipFill>
+                  <pic:spPr bwMode="auto">
+                    <a:xfrm>
+                      <a:off x="0" y="0"/>
+                      <a:ext cx="5334000" cy="4339785"/>
+                    </a:xfrm>
+                    <a:prstGeom prst="rect">
+                      <a:avLst/>
+                    </a:prstGeom>
+                    <a:noFill/>
+                    <a:ln w="9525">
+                      <a:noFill/>
+                      <a:headEnd/>
+                      <a:tailEnd/>
+                    </a:ln>
+                  </pic:spPr>
+                </pic:pic>
+              </a:graphicData>
+            </a:graphic>
+          </wp:inline>
+        </w:drawing>
+      </w:r>
+    </w:p>
+    <w:p>
+      <w:pPr>
+        <w:pStyle w:val="ImageCaption"/>
+      </w:pPr>
+      <w:r>
+        <w:t xml:space="preserve">Figure 3. Scatter plot of rehabilitation rate vs hip fracture rate</w:t>
+      </w:r>
+    </w:p>
+    <w:p>
+      <w:r>
+        <w:pict>
+          <v:rect style="width:0;height:1.5pt" o:hralign="center" o:hrstd="t" o:hr="t"/>
+        </w:pict>
+      </w:r>
+    </w:p>
+    <w:p>
+      <w:pPr>
+        <w:pStyle w:val="FirstParagraph"/>
       </w:pPr>
       <w:r>
         <w:rPr>
@@ -2901,7 +4132,69 @@
     </w:p>
     <w:p>
       <w:pPr>
-        <w:pStyle w:val="BodyText"/>
+        <w:pStyle w:val="CaptionedFigure"/>
+      </w:pPr>
+      <w:r>
+        <w:drawing>
+          <wp:inline>
+            <wp:extent cx="5334000" cy="4314974"/>
+            <wp:effectExtent b="0" l="0" r="0" t="0"/>
+            <wp:docPr descr="Figure 4. Scatter plot of H002 rate vs hip fracture rate" title="" id="128" name="Picture"/>
+            <a:graphic>
+              <a:graphicData uri="http://schemas.openxmlformats.org/drawingml/2006/picture">
+                <pic:pic>
+                  <pic:nvPicPr>
+                    <pic:cNvPr descr="../03_Analysis/results/figures/fig4_scatter_h002_fracture.png" id="129" name="Picture"/>
+                    <pic:cNvPicPr>
+                      <a:picLocks noChangeArrowheads="1" noChangeAspect="1"/>
+                    </pic:cNvPicPr>
+                  </pic:nvPicPr>
+                  <pic:blipFill>
+                    <a:blip r:embed="rId127"/>
+                    <a:stretch>
+                      <a:fillRect/>
+                    </a:stretch>
+                  </pic:blipFill>
+                  <pic:spPr bwMode="auto">
+                    <a:xfrm>
+                      <a:off x="0" y="0"/>
+                      <a:ext cx="5334000" cy="4314974"/>
+                    </a:xfrm>
+                    <a:prstGeom prst="rect">
+                      <a:avLst/>
+                    </a:prstGeom>
+                    <a:noFill/>
+                    <a:ln w="9525">
+                      <a:noFill/>
+                      <a:headEnd/>
+                      <a:tailEnd/>
+                    </a:ln>
+                  </pic:spPr>
+                </pic:pic>
+              </a:graphicData>
+            </a:graphic>
+          </wp:inline>
+        </w:drawing>
+      </w:r>
+    </w:p>
+    <w:p>
+      <w:pPr>
+        <w:pStyle w:val="ImageCaption"/>
+      </w:pPr>
+      <w:r>
+        <w:t xml:space="preserve">Figure 4. Scatter plot of H002 rate vs hip fracture rate</w:t>
+      </w:r>
+    </w:p>
+    <w:p>
+      <w:r>
+        <w:pict>
+          <v:rect style="width:0;height:1.5pt" o:hralign="center" o:hrstd="t" o:hr="t"/>
+        </w:pict>
+      </w:r>
+    </w:p>
+    <w:p>
+      <w:pPr>
+        <w:pStyle w:val="FirstParagraph"/>
       </w:pPr>
       <w:r>
         <w:rPr>
@@ -2919,7 +4212,69 @@
     </w:p>
     <w:p>
       <w:pPr>
-        <w:pStyle w:val="BodyText"/>
+        <w:pStyle w:val="CaptionedFigure"/>
+      </w:pPr>
+      <w:r>
+        <w:drawing>
+          <wp:inline>
+            <wp:extent cx="5334000" cy="4339785"/>
+            <wp:effectExtent b="0" l="0" r="0" t="0"/>
+            <wp:docPr descr="Figure 5. Scatter plot of H003 rate vs hip fracture rate" title="" id="131" name="Picture"/>
+            <a:graphic>
+              <a:graphicData uri="http://schemas.openxmlformats.org/drawingml/2006/picture">
+                <pic:pic>
+                  <pic:nvPicPr>
+                    <pic:cNvPr descr="../03_Analysis/results/figures/fig5_scatter_h003_fracture.png" id="132" name="Picture"/>
+                    <pic:cNvPicPr>
+                      <a:picLocks noChangeArrowheads="1" noChangeAspect="1"/>
+                    </pic:cNvPicPr>
+                  </pic:nvPicPr>
+                  <pic:blipFill>
+                    <a:blip r:embed="rId130"/>
+                    <a:stretch>
+                      <a:fillRect/>
+                    </a:stretch>
+                  </pic:blipFill>
+                  <pic:spPr bwMode="auto">
+                    <a:xfrm>
+                      <a:off x="0" y="0"/>
+                      <a:ext cx="5334000" cy="4339785"/>
+                    </a:xfrm>
+                    <a:prstGeom prst="rect">
+                      <a:avLst/>
+                    </a:prstGeom>
+                    <a:noFill/>
+                    <a:ln w="9525">
+                      <a:noFill/>
+                      <a:headEnd/>
+                      <a:tailEnd/>
+                    </a:ln>
+                  </pic:spPr>
+                </pic:pic>
+              </a:graphicData>
+            </a:graphic>
+          </wp:inline>
+        </w:drawing>
+      </w:r>
+    </w:p>
+    <w:p>
+      <w:pPr>
+        <w:pStyle w:val="ImageCaption"/>
+      </w:pPr>
+      <w:r>
+        <w:t xml:space="preserve">Figure 5. Scatter plot of H003 rate vs hip fracture rate</w:t>
+      </w:r>
+    </w:p>
+    <w:p>
+      <w:r>
+        <w:pict>
+          <v:rect style="width:0;height:1.5pt" o:hralign="center" o:hrstd="t" o:hr="t"/>
+        </w:pict>
+      </w:r>
+    </w:p>
+    <w:p>
+      <w:pPr>
+        <w:pStyle w:val="FirstParagraph"/>
       </w:pPr>
       <w:r>
         <w:rPr>
@@ -2937,7 +4292,69 @@
     </w:p>
     <w:p>
       <w:pPr>
-        <w:pStyle w:val="BodyText"/>
+        <w:pStyle w:val="CaptionedFigure"/>
+      </w:pPr>
+      <w:r>
+        <w:drawing>
+          <wp:inline>
+            <wp:extent cx="5334000" cy="3159824"/>
+            <wp:effectExtent b="0" l="0" r="0" t="0"/>
+            <wp:docPr descr="Figure 6. Forest plot of sensitivity analyses" title="" id="134" name="Picture"/>
+            <a:graphic>
+              <a:graphicData uri="http://schemas.openxmlformats.org/drawingml/2006/picture">
+                <pic:pic>
+                  <pic:nvPicPr>
+                    <pic:cNvPr descr="../03_Analysis/results/figures/fig6_forest_sensitivity.png" id="135" name="Picture"/>
+                    <pic:cNvPicPr>
+                      <a:picLocks noChangeArrowheads="1" noChangeAspect="1"/>
+                    </pic:cNvPicPr>
+                  </pic:nvPicPr>
+                  <pic:blipFill>
+                    <a:blip r:embed="rId133"/>
+                    <a:stretch>
+                      <a:fillRect/>
+                    </a:stretch>
+                  </pic:blipFill>
+                  <pic:spPr bwMode="auto">
+                    <a:xfrm>
+                      <a:off x="0" y="0"/>
+                      <a:ext cx="5334000" cy="3159824"/>
+                    </a:xfrm>
+                    <a:prstGeom prst="rect">
+                      <a:avLst/>
+                    </a:prstGeom>
+                    <a:noFill/>
+                    <a:ln w="9525">
+                      <a:noFill/>
+                      <a:headEnd/>
+                      <a:tailEnd/>
+                    </a:ln>
+                  </pic:spPr>
+                </pic:pic>
+              </a:graphicData>
+            </a:graphic>
+          </wp:inline>
+        </w:drawing>
+      </w:r>
+    </w:p>
+    <w:p>
+      <w:pPr>
+        <w:pStyle w:val="ImageCaption"/>
+      </w:pPr>
+      <w:r>
+        <w:t xml:space="preserve">Figure 6. Forest plot of sensitivity analyses</w:t>
+      </w:r>
+    </w:p>
+    <w:p>
+      <w:r>
+        <w:pict>
+          <v:rect style="width:0;height:1.5pt" o:hralign="center" o:hrstd="t" o:hr="t"/>
+        </w:pict>
+      </w:r>
+    </w:p>
+    <w:p>
+      <w:pPr>
+        <w:pStyle w:val="FirstParagraph"/>
       </w:pPr>
       <w:r>
         <w:rPr>
@@ -2953,7 +4370,62 @@
         <w:t xml:space="preserve">Correlation heatmap among key variables (N = 47 prefectures). Cell values are Pearson correlation coefficients.</w:t>
       </w:r>
     </w:p>
-    <w:bookmarkEnd w:id="75"/>
+    <w:p>
+      <w:pPr>
+        <w:pStyle w:val="CaptionedFigure"/>
+      </w:pPr>
+      <w:r>
+        <w:drawing>
+          <wp:inline>
+            <wp:extent cx="5334000" cy="4883176"/>
+            <wp:effectExtent b="0" l="0" r="0" t="0"/>
+            <wp:docPr descr="Figure 7. Correlation heatmap" title="" id="137" name="Picture"/>
+            <a:graphic>
+              <a:graphicData uri="http://schemas.openxmlformats.org/drawingml/2006/picture">
+                <pic:pic>
+                  <pic:nvPicPr>
+                    <pic:cNvPr descr="../03_Analysis/results/figures/fig7_correlation_heatmap.png" id="138" name="Picture"/>
+                    <pic:cNvPicPr>
+                      <a:picLocks noChangeArrowheads="1" noChangeAspect="1"/>
+                    </pic:cNvPicPr>
+                  </pic:nvPicPr>
+                  <pic:blipFill>
+                    <a:blip r:embed="rId136"/>
+                    <a:stretch>
+                      <a:fillRect/>
+                    </a:stretch>
+                  </pic:blipFill>
+                  <pic:spPr bwMode="auto">
+                    <a:xfrm>
+                      <a:off x="0" y="0"/>
+                      <a:ext cx="5334000" cy="4883176"/>
+                    </a:xfrm>
+                    <a:prstGeom prst="rect">
+                      <a:avLst/>
+                    </a:prstGeom>
+                    <a:noFill/>
+                    <a:ln w="9525">
+                      <a:noFill/>
+                      <a:headEnd/>
+                      <a:tailEnd/>
+                    </a:ln>
+                  </pic:spPr>
+                </pic:pic>
+              </a:graphicData>
+            </a:graphic>
+          </wp:inline>
+        </w:drawing>
+      </w:r>
+    </w:p>
+    <w:p>
+      <w:pPr>
+        <w:pStyle w:val="ImageCaption"/>
+      </w:pPr>
+      <w:r>
+        <w:t xml:space="preserve">Figure 7. Correlation heatmap</w:t>
+      </w:r>
+    </w:p>
+    <w:bookmarkEnd w:id="139"/>
     <w:sectPr>
       <w:footnotePr>
         <w:numRestart w:val="eachSect"/>
